--- a/Lab/ppp/salida/proporcionalidad_empresarial_formulacion_ejecucion_n2_v1_1.docx
+++ b/Lab/ppp/salida/proporcionalidad_empresarial_formulacion_ejecucion_n2_v1_1.docx
@@ -53,7 +53,7 @@
         <w:br/>
       </w:r>
       <w:r>
-        <w:t xml:space="preserve">Alejandro, Ana y Elena son los únicos dueños de una empresa. Alejandro tiene 10 acciones; Ana, 8; y Elena, 6. El año pasado, las ganancias fueron de $160.000.000 y ellos quieren repartirlas proporcionalmente, de modo que, a quien más tenga acciones, le correspondan más ganancias. Para saber qué parte del dinero le correspondió a Alejandro, este plantea dos procedimientos:</w:t>
+        <w:t xml:space="preserve">Andrés, Patricia y Isabel son los únicos dueños de una empresa. Andrés tiene 27 acciones; Patricia, 27; y Isabel, 10. El año pasado, las ganancias fueron de $525.000.000 y ellos quieren repartirlas proporcionalmente, de modo que, a quien más tenga acciones, le correspondan más ganancias. Para saber qué parte del dinero le correspondió a Andrés, este plantea dos procedimientos:</w:t>
       </w:r>
     </w:p>
     <w:p>
@@ -74,7 +74,7 @@
         <w:t xml:space="preserve"> </w:t>
       </w:r>
       <w:r>
-        <w:t xml:space="preserve">Dividir las ganancias en 24 partes y, luego, multiplicar ese valor por 10.</w:t>
+        <w:t xml:space="preserve">Calcular 27/64 de las ganancias totales.</w:t>
       </w:r>
     </w:p>
     <w:p>
@@ -95,7 +95,7 @@
         <w:t xml:space="preserve"> </w:t>
       </w:r>
       <w:r>
-        <w:t xml:space="preserve">Dividir las ganancias por 10 y, luego, multiplicar por 24.</w:t>
+        <w:t xml:space="preserve">Dividir las ganancias por 27 y, luego, multiplicar por 64.</w:t>
       </w:r>
     </w:p>
     <w:p>
@@ -117,6 +117,17 @@
         </w:numPr>
       </w:pPr>
       <w:r>
+        <w:t xml:space="preserve">Solo el procedimiento 2 es correcto</w:t>
+      </w:r>
+    </w:p>
+    <w:p>
+      <w:pPr>
+        <w:numPr>
+          <w:ilvl w:val="1"/>
+          <w:numId w:val="1002"/>
+        </w:numPr>
+      </w:pPr>
+      <w:r>
         <w:t xml:space="preserve">Ambos procedimientos son correctos</w:t>
       </w:r>
     </w:p>
@@ -140,17 +151,6 @@
       </w:pPr>
       <w:r>
         <w:t xml:space="preserve">Ninguno de los procedimientos es correcto</w:t>
-      </w:r>
-    </w:p>
-    <w:p>
-      <w:pPr>
-        <w:numPr>
-          <w:ilvl w:val="1"/>
-          <w:numId w:val="1002"/>
-        </w:numPr>
-      </w:pPr>
-      <w:r>
-        <w:t xml:space="preserve">Solo el procedimiento 2 es correcto</w:t>
       </w:r>
     </w:p>
     <w:p>
@@ -173,7 +173,7 @@
       <w:r>
         <w:drawing>
           <wp:inline>
-            <wp:extent cx="4800600" cy="2400300"/>
+            <wp:extent cx="4800600" cy="4800600"/>
             <wp:effectExtent b="0" l="0" r="0" t="0"/>
             <wp:docPr descr="image" title="" id="21" name="Picture"/>
             <a:graphic>
@@ -194,7 +194,7 @@
                   <pic:spPr bwMode="auto">
                     <a:xfrm>
                       <a:off x="0" y="0"/>
-                      <a:ext cx="4800600" cy="2400300"/>
+                      <a:ext cx="4800600" cy="4800600"/>
                     </a:xfrm>
                     <a:prstGeom prst="rect">
                       <a:avLst/>
@@ -221,7 +221,7 @@
         </w:numPr>
       </w:pPr>
       <w:r>
-        <w:t xml:space="preserve">Para resolver este problema de reparto proporcional, debemos analizar cada procedimiento y verificar si calcula correctamente la parte que le corresponde a Alejandro.</w:t>
+        <w:t xml:space="preserve">Para resolver este problema de reparto proporcional, debemos analizar cada procedimiento y verificar si calcula correctamente la parte que le corresponde a Andrés.</w:t>
       </w:r>
     </w:p>
     <w:p>
@@ -246,7 +246,7 @@
         </w:numPr>
       </w:pPr>
       <w:r>
-        <w:t xml:space="preserve">Alejandro: 10 acciones</w:t>
+        <w:t xml:space="preserve">Andrés: 27 acciones</w:t>
       </w:r>
     </w:p>
     <w:p>
@@ -257,7 +257,7 @@
         </w:numPr>
       </w:pPr>
       <w:r>
-        <w:t xml:space="preserve">Ana: 8 acciones</w:t>
+        <w:t xml:space="preserve">Patricia: 27 acciones</w:t>
       </w:r>
       <w:r>
         <w:br/>
@@ -271,7 +271,7 @@
         </w:numPr>
       </w:pPr>
       <w:r>
-        <w:t xml:space="preserve">Elena: 6 acciones</w:t>
+        <w:t xml:space="preserve">Isabel: 10 acciones</w:t>
       </w:r>
     </w:p>
     <w:p>
@@ -289,7 +289,7 @@
         <w:t xml:space="preserve">Total de acciones</w:t>
       </w:r>
       <w:r>
-        <w:t xml:space="preserve">: 24 acciones</w:t>
+        <w:t xml:space="preserve">: 64 acciones</w:t>
       </w:r>
     </w:p>
     <w:p>
@@ -307,7 +307,7 @@
         <w:t xml:space="preserve">Ganancias totales</w:t>
       </w:r>
       <w:r>
-        <w:t xml:space="preserve">: $160.000.000</w:t>
+        <w:t xml:space="preserve">: $525.000.000</w:t>
       </w:r>
     </w:p>
     <w:p>
@@ -358,18 +358,18 @@
         </w:numPr>
       </w:pPr>
       <w:r>
-        <w:t xml:space="preserve">Para Alejandro:</w:t>
-      </w:r>
-    </w:p>
-    <w:p>
-      <w:pPr>
-        <w:numPr>
-          <w:ilvl w:val="0"/>
-          <w:numId w:val="1000"/>
-        </w:numPr>
-      </w:pPr>
-      <w:r>
-        <w:t xml:space="preserve">Ganancia = (10 ÷ 24) × $160.000.000</w:t>
+        <w:t xml:space="preserve">Para Andrés:</w:t>
+      </w:r>
+    </w:p>
+    <w:p>
+      <w:pPr>
+        <w:numPr>
+          <w:ilvl w:val="0"/>
+          <w:numId w:val="1000"/>
+        </w:numPr>
+      </w:pPr>
+      <w:r>
+        <w:t xml:space="preserve">Ganancia = (27 ÷ 64) × $525.000.000</w:t>
       </w:r>
     </w:p>
     <w:p>
@@ -402,7 +402,7 @@
         </w:numPr>
       </w:pPr>
       <w:r>
-        <w:t xml:space="preserve">Multiplicar ese valor por el número de acciones de Alejandro</w:t>
+        <w:t xml:space="preserve">Multiplicar ese valor por el número de acciones de Andrés</w:t>
       </w:r>
     </w:p>
     <w:p>
@@ -423,28 +423,28 @@
         <w:t xml:space="preserve"> </w:t>
       </w:r>
       <w:r>
-        <w:t xml:space="preserve">= $160.000.000 ÷ 24 = $6.666.667</w:t>
-      </w:r>
-    </w:p>
-    <w:p>
-      <w:pPr>
-        <w:numPr>
-          <w:ilvl w:val="0"/>
-          <w:numId w:val="1000"/>
-        </w:numPr>
-      </w:pPr>
-      <w:r>
-        <w:rPr>
-          <w:b/>
-          <w:bCs/>
-        </w:rPr>
-        <w:t xml:space="preserve">Ganancia de Alejandro</w:t>
+        <w:t xml:space="preserve">= $525.000.000 ÷ 64 = $8.203.125</w:t>
+      </w:r>
+    </w:p>
+    <w:p>
+      <w:pPr>
+        <w:numPr>
+          <w:ilvl w:val="0"/>
+          <w:numId w:val="1000"/>
+        </w:numPr>
+      </w:pPr>
+      <w:r>
+        <w:rPr>
+          <w:b/>
+          <w:bCs/>
+        </w:rPr>
+        <w:t xml:space="preserve">Ganancia de Andrés</w:t>
       </w:r>
       <w:r>
         <w:t xml:space="preserve"> </w:t>
       </w:r>
       <w:r>
-        <w:t xml:space="preserve">= $6.666.667 × 10 = $66.666.667</w:t>
+        <w:t xml:space="preserve">= $8.203.125 × 27 = $221.484.375</w:t>
       </w:r>
     </w:p>
     <w:p>
@@ -484,7 +484,7 @@
         </w:numPr>
       </w:pPr>
       <w:r>
-        <w:t xml:space="preserve">Dividir las ganancias en 24 partes y, luego, multiplicar ese valor por 10</w:t>
+        <w:t xml:space="preserve">Calcular 27/64 de las ganancias totales</w:t>
       </w:r>
     </w:p>
     <w:p>
@@ -495,7 +495,7 @@
         </w:numPr>
       </w:pPr>
       <w:r>
-        <w:t xml:space="preserve">Resultado: $66.666.667</w:t>
+        <w:t xml:space="preserve">Resultado: $221.484.375</w:t>
       </w:r>
     </w:p>
     <w:p>
@@ -532,7 +532,7 @@
         </w:numPr>
       </w:pPr>
       <w:r>
-        <w:t xml:space="preserve">Dividir las ganancias por 10 y, luego, multiplicar por 24</w:t>
+        <w:t xml:space="preserve">Dividir las ganancias por 27 y, luego, multiplicar por 64</w:t>
       </w:r>
     </w:p>
     <w:p>
@@ -543,7 +543,7 @@
         </w:numPr>
       </w:pPr>
       <w:r>
-        <w:t xml:space="preserve">Resultado: $384.000.000</w:t>
+        <w:t xml:space="preserve">Resultado: $1.244.444.444</w:t>
       </w:r>
     </w:p>
     <w:p>
@@ -590,7 +590,7 @@
         </w:numPr>
       </w:pPr>
       <w:r>
-        <w:t xml:space="preserve">Alejandro (10 acciones): $66.666.667 = 41.7% del total</w:t>
+        <w:t xml:space="preserve">Andrés (27 acciones): $221.484.375 = 42.2% del total</w:t>
       </w:r>
     </w:p>
     <w:p>
@@ -601,7 +601,7 @@
         </w:numPr>
       </w:pPr>
       <w:r>
-        <w:t xml:space="preserve">Ana (8 acciones): $53.333.333 = 33.3% del total</w:t>
+        <w:t xml:space="preserve">Patricia (27 acciones): $221.484.375 = 42.2% del total</w:t>
       </w:r>
       <w:r>
         <w:br/>
@@ -615,7 +615,7 @@
         </w:numPr>
       </w:pPr>
       <w:r>
-        <w:t xml:space="preserve">Elena (6 acciones): $40.000.000 = 25% del total</w:t>
+        <w:t xml:space="preserve">Isabel (10 acciones): $82.031.250 = 15.6% del total</w:t>
       </w:r>
     </w:p>
     <w:p>
@@ -633,7 +633,7 @@
         <w:t xml:space="preserve">Total verificado</w:t>
       </w:r>
       <w:r>
-        <w:t xml:space="preserve">: $160.000.000</w:t>
+        <w:t xml:space="preserve">: $525.000.000</w:t>
       </w:r>
     </w:p>
     <w:p>
@@ -679,6 +679,17 @@
         </w:numPr>
       </w:pPr>
       <w:r>
+        <w:t xml:space="preserve">Falso</w:t>
+      </w:r>
+    </w:p>
+    <w:p>
+      <w:pPr>
+        <w:numPr>
+          <w:ilvl w:val="1"/>
+          <w:numId w:val="1008"/>
+        </w:numPr>
+      </w:pPr>
+      <w:r>
         <w:t xml:space="preserve">Verdadero</w:t>
       </w:r>
     </w:p>
@@ -696,17 +707,6 @@
     <w:p>
       <w:pPr>
         <w:numPr>
-          <w:ilvl w:val="1"/>
-          <w:numId w:val="1008"/>
-        </w:numPr>
-      </w:pPr>
-      <w:r>
-        <w:t xml:space="preserve">Falso</w:t>
-      </w:r>
-    </w:p>
-    <w:p>
-      <w:pPr>
-        <w:numPr>
           <w:ilvl w:val="0"/>
           <w:numId w:val="1001"/>
         </w:numPr>
@@ -722,7 +722,7 @@
         <w:br/>
       </w:r>
       <w:r>
-        <w:t xml:space="preserve">Carlos, Lucía y Rosa son los únicos dueños de una empresa. Carlos tiene 41 acciones; Lucía, 36; y Rosa, 3. El año pasado, las ganancias fueron de $120.000.000 y ellos quieren repartirlas proporcionalmente, de modo que, a quien más tenga acciones, le correspondan más ganancias. Para saber qué parte del dinero le correspondió a Carlos, este plantea dos procedimientos:</w:t>
+        <w:t xml:space="preserve">Roberto, María y Luis son los únicos dueños de una empresa. Roberto tiene 21 acciones; María, 25; y Luis, 8. El año pasado, las ganancias fueron de $60.000.000 y ellos quieren repartirlas proporcionalmente, de modo que, a quien más tenga acciones, le correspondan más ganancias. Para saber qué parte del dinero le correspondió a Roberto, este plantea dos procedimientos:</w:t>
       </w:r>
     </w:p>
     <w:p>
@@ -743,7 +743,7 @@
         <w:t xml:space="preserve"> </w:t>
       </w:r>
       <w:r>
-        <w:t xml:space="preserve">Sumar 41 más 80 y dividir las ganancias por ese resultado.</w:t>
+        <w:t xml:space="preserve">Multiplicar las ganancias por 54 y, luego, dividir por 21000.</w:t>
       </w:r>
     </w:p>
     <w:p>
@@ -764,7 +764,7 @@
         <w:t xml:space="preserve"> </w:t>
       </w:r>
       <w:r>
-        <w:t xml:space="preserve">Calcular 41/80 de las ganancias totales.</w:t>
+        <w:t xml:space="preserve">Multiplicar las ganancias por 21 y dividir por 54.</w:t>
       </w:r>
     </w:p>
     <w:p>
@@ -842,7 +842,7 @@
       <w:r>
         <w:drawing>
           <wp:inline>
-            <wp:extent cx="4800600" cy="2400300"/>
+            <wp:extent cx="4800600" cy="4800600"/>
             <wp:effectExtent b="0" l="0" r="0" t="0"/>
             <wp:docPr descr="image" title="" id="28" name="Picture"/>
             <a:graphic>
@@ -863,7 +863,7 @@
                   <pic:spPr bwMode="auto">
                     <a:xfrm>
                       <a:off x="0" y="0"/>
-                      <a:ext cx="4800600" cy="2400300"/>
+                      <a:ext cx="4800600" cy="4800600"/>
                     </a:xfrm>
                     <a:prstGeom prst="rect">
                       <a:avLst/>
@@ -890,7 +890,7 @@
         </w:numPr>
       </w:pPr>
       <w:r>
-        <w:t xml:space="preserve">Para resolver este problema de reparto proporcional, debemos analizar cada procedimiento y verificar si calcula correctamente la parte que le corresponde a Carlos.</w:t>
+        <w:t xml:space="preserve">Para resolver este problema de reparto proporcional, debemos analizar cada procedimiento y verificar si calcula correctamente la parte que le corresponde a Roberto.</w:t>
       </w:r>
     </w:p>
     <w:p>
@@ -915,7 +915,7 @@
         </w:numPr>
       </w:pPr>
       <w:r>
-        <w:t xml:space="preserve">Carlos: 41 acciones</w:t>
+        <w:t xml:space="preserve">Roberto: 21 acciones</w:t>
       </w:r>
     </w:p>
     <w:p>
@@ -926,7 +926,7 @@
         </w:numPr>
       </w:pPr>
       <w:r>
-        <w:t xml:space="preserve">Lucía: 36 acciones</w:t>
+        <w:t xml:space="preserve">María: 25 acciones</w:t>
       </w:r>
       <w:r>
         <w:br/>
@@ -940,7 +940,7 @@
         </w:numPr>
       </w:pPr>
       <w:r>
-        <w:t xml:space="preserve">Rosa: 3 acciones</w:t>
+        <w:t xml:space="preserve">Luis: 8 acciones</w:t>
       </w:r>
     </w:p>
     <w:p>
@@ -958,7 +958,7 @@
         <w:t xml:space="preserve">Total de acciones</w:t>
       </w:r>
       <w:r>
-        <w:t xml:space="preserve">: 80 acciones</w:t>
+        <w:t xml:space="preserve">: 54 acciones</w:t>
       </w:r>
     </w:p>
     <w:p>
@@ -976,7 +976,7 @@
         <w:t xml:space="preserve">Ganancias totales</w:t>
       </w:r>
       <w:r>
-        <w:t xml:space="preserve">: $120.000.000</w:t>
+        <w:t xml:space="preserve">: $60.000.000</w:t>
       </w:r>
     </w:p>
     <w:p>
@@ -1027,18 +1027,18 @@
         </w:numPr>
       </w:pPr>
       <w:r>
-        <w:t xml:space="preserve">Para Carlos:</w:t>
-      </w:r>
-    </w:p>
-    <w:p>
-      <w:pPr>
-        <w:numPr>
-          <w:ilvl w:val="0"/>
-          <w:numId w:val="1000"/>
-        </w:numPr>
-      </w:pPr>
-      <w:r>
-        <w:t xml:space="preserve">Ganancia = (41 ÷ 80) × $120.000.000</w:t>
+        <w:t xml:space="preserve">Para Roberto:</w:t>
+      </w:r>
+    </w:p>
+    <w:p>
+      <w:pPr>
+        <w:numPr>
+          <w:ilvl w:val="0"/>
+          <w:numId w:val="1000"/>
+        </w:numPr>
+      </w:pPr>
+      <w:r>
+        <w:t xml:space="preserve">Ganancia = (21 ÷ 54) × $60.000.000</w:t>
       </w:r>
     </w:p>
     <w:p>
@@ -1071,7 +1071,7 @@
         </w:numPr>
       </w:pPr>
       <w:r>
-        <w:t xml:space="preserve">Multiplicar ese valor por el número de acciones de Carlos</w:t>
+        <w:t xml:space="preserve">Multiplicar ese valor por el número de acciones de Roberto</w:t>
       </w:r>
     </w:p>
     <w:p>
@@ -1092,28 +1092,28 @@
         <w:t xml:space="preserve"> </w:t>
       </w:r>
       <w:r>
-        <w:t xml:space="preserve">= $120.000.000 ÷ 80 = $1.500.000</w:t>
-      </w:r>
-    </w:p>
-    <w:p>
-      <w:pPr>
-        <w:numPr>
-          <w:ilvl w:val="0"/>
-          <w:numId w:val="1000"/>
-        </w:numPr>
-      </w:pPr>
-      <w:r>
-        <w:rPr>
-          <w:b/>
-          <w:bCs/>
-        </w:rPr>
-        <w:t xml:space="preserve">Ganancia de Carlos</w:t>
+        <w:t xml:space="preserve">= $60.000.000 ÷ 54 = $1.111.111</w:t>
+      </w:r>
+    </w:p>
+    <w:p>
+      <w:pPr>
+        <w:numPr>
+          <w:ilvl w:val="0"/>
+          <w:numId w:val="1000"/>
+        </w:numPr>
+      </w:pPr>
+      <w:r>
+        <w:rPr>
+          <w:b/>
+          <w:bCs/>
+        </w:rPr>
+        <w:t xml:space="preserve">Ganancia de Roberto</w:t>
       </w:r>
       <w:r>
         <w:t xml:space="preserve"> </w:t>
       </w:r>
       <w:r>
-        <w:t xml:space="preserve">= $1.500.000 × 41 = $61.500.000</w:t>
+        <w:t xml:space="preserve">= $1.111.111 × 21 = $23.333.333</w:t>
       </w:r>
     </w:p>
     <w:p>
@@ -1153,7 +1153,7 @@
         </w:numPr>
       </w:pPr>
       <w:r>
-        <w:t xml:space="preserve">Sumar 41 más 80 y dividir las ganancias por ese resultado</w:t>
+        <w:t xml:space="preserve">Multiplicar las ganancias por 54 y, luego, dividir por 21000</w:t>
       </w:r>
     </w:p>
     <w:p>
@@ -1164,7 +1164,7 @@
         </w:numPr>
       </w:pPr>
       <w:r>
-        <w:t xml:space="preserve">Resultado: $991.735,5</w:t>
+        <w:t xml:space="preserve">Resultado: $154.285,7</w:t>
       </w:r>
     </w:p>
     <w:p>
@@ -1201,7 +1201,7 @@
         </w:numPr>
       </w:pPr>
       <w:r>
-        <w:t xml:space="preserve">Calcular 41/80 de las ganancias totales</w:t>
+        <w:t xml:space="preserve">Multiplicar las ganancias por 21 y dividir por 54</w:t>
       </w:r>
     </w:p>
     <w:p>
@@ -1212,7 +1212,7 @@
         </w:numPr>
       </w:pPr>
       <w:r>
-        <w:t xml:space="preserve">Resultado: $61.500.000</w:t>
+        <w:t xml:space="preserve">Resultado: $23.333.333</w:t>
       </w:r>
     </w:p>
     <w:p>
@@ -1259,7 +1259,7 @@
         </w:numPr>
       </w:pPr>
       <w:r>
-        <w:t xml:space="preserve">Carlos (41 acciones): $61.500.000 = 51.2% del total</w:t>
+        <w:t xml:space="preserve">Roberto (21 acciones): $23.333.333 = 38.9% del total</w:t>
       </w:r>
     </w:p>
     <w:p>
@@ -1270,7 +1270,7 @@
         </w:numPr>
       </w:pPr>
       <w:r>
-        <w:t xml:space="preserve">Lucía (36 acciones): $54.000.000 = 45% del total</w:t>
+        <w:t xml:space="preserve">María (25 acciones): $27.777.778 = 46.3% del total</w:t>
       </w:r>
       <w:r>
         <w:br/>
@@ -1284,7 +1284,7 @@
         </w:numPr>
       </w:pPr>
       <w:r>
-        <w:t xml:space="preserve">Rosa (3 acciones): $4.500.000 = 3.8% del total</w:t>
+        <w:t xml:space="preserve">Luis (8 acciones): $8.888.889 = 14.8% del total</w:t>
       </w:r>
     </w:p>
     <w:p>
@@ -1302,7 +1302,7 @@
         <w:t xml:space="preserve">Total verificado</w:t>
       </w:r>
       <w:r>
-        <w:t xml:space="preserve">: $120.000.000</w:t>
+        <w:t xml:space="preserve">: $60.000.000</w:t>
       </w:r>
     </w:p>
     <w:p>
@@ -1391,7 +1391,7 @@
         <w:br/>
       </w:r>
       <w:r>
-        <w:t xml:space="preserve">Miguel, Elena y Isabel son los únicos dueños de una empresa. Miguel tiene 2 acciones; Elena, 13; y Isabel, 81. El año pasado, las ganancias fueron de $525.000.000 y ellos quieren repartirlas proporcionalmente, de modo que, a quien más tenga acciones, le correspondan más ganancias. Para saber qué parte del dinero le correspondió a Miguel, este plantea dos procedimientos:</w:t>
+        <w:t xml:space="preserve">Fernando, Elena y Diego son los únicos dueños de una empresa. Fernando tiene 6 acciones; Elena, 16; y Diego, 32. El año pasado, las ganancias fueron de $625.000.000 y ellos quieren repartirlas proporcionalmente, de modo que, a quien más tenga acciones, le correspondan más ganancias. Para saber qué parte del dinero le correspondió a Fernando, este plantea dos procedimientos:</w:t>
       </w:r>
     </w:p>
     <w:p>
@@ -1412,7 +1412,7 @@
         <w:t xml:space="preserve"> </w:t>
       </w:r>
       <w:r>
-        <w:t xml:space="preserve">Multiplicar las ganancias por 2 y dividir por 96.</w:t>
+        <w:t xml:space="preserve">Dividir las ganancias en 54 partes y, luego, multiplicar ese valor por 6.</w:t>
       </w:r>
     </w:p>
     <w:p>
@@ -1433,7 +1433,7 @@
         <w:t xml:space="preserve"> </w:t>
       </w:r>
       <w:r>
-        <w:t xml:space="preserve">Dividir 2 por 96 y multiplicar por 1000.</w:t>
+        <w:t xml:space="preserve">Multiplicar las ganancias por 54 y, luego, dividir por 600.</w:t>
       </w:r>
     </w:p>
     <w:p>
@@ -1466,29 +1466,29 @@
         </w:numPr>
       </w:pPr>
       <w:r>
+        <w:t xml:space="preserve">Solo el procedimiento 2 es correcto</w:t>
+      </w:r>
+    </w:p>
+    <w:p>
+      <w:pPr>
+        <w:numPr>
+          <w:ilvl w:val="1"/>
+          <w:numId w:val="1016"/>
+        </w:numPr>
+      </w:pPr>
+      <w:r>
+        <w:t xml:space="preserve">Ninguno de los procedimientos es correcto</w:t>
+      </w:r>
+    </w:p>
+    <w:p>
+      <w:pPr>
+        <w:numPr>
+          <w:ilvl w:val="1"/>
+          <w:numId w:val="1016"/>
+        </w:numPr>
+      </w:pPr>
+      <w:r>
         <w:t xml:space="preserve">Solo el procedimiento 1 es correcto</w:t>
-      </w:r>
-    </w:p>
-    <w:p>
-      <w:pPr>
-        <w:numPr>
-          <w:ilvl w:val="1"/>
-          <w:numId w:val="1016"/>
-        </w:numPr>
-      </w:pPr>
-      <w:r>
-        <w:t xml:space="preserve">Solo el procedimiento 2 es correcto</w:t>
-      </w:r>
-    </w:p>
-    <w:p>
-      <w:pPr>
-        <w:numPr>
-          <w:ilvl w:val="1"/>
-          <w:numId w:val="1016"/>
-        </w:numPr>
-      </w:pPr>
-      <w:r>
-        <w:t xml:space="preserve">Ninguno de los procedimientos es correcto</w:t>
       </w:r>
     </w:p>
     <w:p>
@@ -1511,7 +1511,7 @@
       <w:r>
         <w:drawing>
           <wp:inline>
-            <wp:extent cx="4800600" cy="2400300"/>
+            <wp:extent cx="4800600" cy="4800600"/>
             <wp:effectExtent b="0" l="0" r="0" t="0"/>
             <wp:docPr descr="image" title="" id="35" name="Picture"/>
             <a:graphic>
@@ -1532,7 +1532,7 @@
                   <pic:spPr bwMode="auto">
                     <a:xfrm>
                       <a:off x="0" y="0"/>
-                      <a:ext cx="4800600" cy="2400300"/>
+                      <a:ext cx="4800600" cy="4800600"/>
                     </a:xfrm>
                     <a:prstGeom prst="rect">
                       <a:avLst/>
@@ -1559,7 +1559,7 @@
         </w:numPr>
       </w:pPr>
       <w:r>
-        <w:t xml:space="preserve">Para resolver este problema de reparto proporcional, debemos analizar cada procedimiento y verificar si calcula correctamente la parte que le corresponde a Miguel.</w:t>
+        <w:t xml:space="preserve">Para resolver este problema de reparto proporcional, debemos analizar cada procedimiento y verificar si calcula correctamente la parte que le corresponde a Fernando.</w:t>
       </w:r>
     </w:p>
     <w:p>
@@ -1584,7 +1584,7 @@
         </w:numPr>
       </w:pPr>
       <w:r>
-        <w:t xml:space="preserve">Miguel: 2 acciones</w:t>
+        <w:t xml:space="preserve">Fernando: 6 acciones</w:t>
       </w:r>
     </w:p>
     <w:p>
@@ -1595,7 +1595,7 @@
         </w:numPr>
       </w:pPr>
       <w:r>
-        <w:t xml:space="preserve">Elena: 13 acciones</w:t>
+        <w:t xml:space="preserve">Elena: 16 acciones</w:t>
       </w:r>
       <w:r>
         <w:br/>
@@ -1609,7 +1609,7 @@
         </w:numPr>
       </w:pPr>
       <w:r>
-        <w:t xml:space="preserve">Isabel: 81 acciones</w:t>
+        <w:t xml:space="preserve">Diego: 32 acciones</w:t>
       </w:r>
     </w:p>
     <w:p>
@@ -1627,7 +1627,7 @@
         <w:t xml:space="preserve">Total de acciones</w:t>
       </w:r>
       <w:r>
-        <w:t xml:space="preserve">: 96 acciones</w:t>
+        <w:t xml:space="preserve">: 54 acciones</w:t>
       </w:r>
     </w:p>
     <w:p>
@@ -1645,7 +1645,7 @@
         <w:t xml:space="preserve">Ganancias totales</w:t>
       </w:r>
       <w:r>
-        <w:t xml:space="preserve">: $525.000.000</w:t>
+        <w:t xml:space="preserve">: $625.000.000</w:t>
       </w:r>
     </w:p>
     <w:p>
@@ -1696,18 +1696,18 @@
         </w:numPr>
       </w:pPr>
       <w:r>
-        <w:t xml:space="preserve">Para Miguel:</w:t>
-      </w:r>
-    </w:p>
-    <w:p>
-      <w:pPr>
-        <w:numPr>
-          <w:ilvl w:val="0"/>
-          <w:numId w:val="1000"/>
-        </w:numPr>
-      </w:pPr>
-      <w:r>
-        <w:t xml:space="preserve">Ganancia = (2 ÷ 96) × $525.000.000</w:t>
+        <w:t xml:space="preserve">Para Fernando:</w:t>
+      </w:r>
+    </w:p>
+    <w:p>
+      <w:pPr>
+        <w:numPr>
+          <w:ilvl w:val="0"/>
+          <w:numId w:val="1000"/>
+        </w:numPr>
+      </w:pPr>
+      <w:r>
+        <w:t xml:space="preserve">Ganancia = (6 ÷ 54) × $625.000.000</w:t>
       </w:r>
     </w:p>
     <w:p>
@@ -1740,7 +1740,7 @@
         </w:numPr>
       </w:pPr>
       <w:r>
-        <w:t xml:space="preserve">Multiplicar ese valor por el número de acciones de Miguel</w:t>
+        <w:t xml:space="preserve">Multiplicar ese valor por el número de acciones de Fernando</w:t>
       </w:r>
     </w:p>
     <w:p>
@@ -1761,28 +1761,28 @@
         <w:t xml:space="preserve"> </w:t>
       </w:r>
       <w:r>
-        <w:t xml:space="preserve">= $525.000.000 ÷ 96 = $5.468.750</w:t>
-      </w:r>
-    </w:p>
-    <w:p>
-      <w:pPr>
-        <w:numPr>
-          <w:ilvl w:val="0"/>
-          <w:numId w:val="1000"/>
-        </w:numPr>
-      </w:pPr>
-      <w:r>
-        <w:rPr>
-          <w:b/>
-          <w:bCs/>
-        </w:rPr>
-        <w:t xml:space="preserve">Ganancia de Miguel</w:t>
+        <w:t xml:space="preserve">= $625.000.000 ÷ 54 = $11.574.074</w:t>
+      </w:r>
+    </w:p>
+    <w:p>
+      <w:pPr>
+        <w:numPr>
+          <w:ilvl w:val="0"/>
+          <w:numId w:val="1000"/>
+        </w:numPr>
+      </w:pPr>
+      <w:r>
+        <w:rPr>
+          <w:b/>
+          <w:bCs/>
+        </w:rPr>
+        <w:t xml:space="preserve">Ganancia de Fernando</w:t>
       </w:r>
       <w:r>
         <w:t xml:space="preserve"> </w:t>
       </w:r>
       <w:r>
-        <w:t xml:space="preserve">= $5.468.750 × 2 = $10.937.500</w:t>
+        <w:t xml:space="preserve">= $11.574.074 × 6 = $69.444.444</w:t>
       </w:r>
     </w:p>
     <w:p>
@@ -1822,7 +1822,7 @@
         </w:numPr>
       </w:pPr>
       <w:r>
-        <w:t xml:space="preserve">Multiplicar las ganancias por 2 y dividir por 96</w:t>
+        <w:t xml:space="preserve">Dividir las ganancias en 54 partes y, luego, multiplicar ese valor por 6</w:t>
       </w:r>
     </w:p>
     <w:p>
@@ -1833,7 +1833,7 @@
         </w:numPr>
       </w:pPr>
       <w:r>
-        <w:t xml:space="preserve">Resultado: $10.937.500</w:t>
+        <w:t xml:space="preserve">Resultado: $69.444.444</w:t>
       </w:r>
     </w:p>
     <w:p>
@@ -1870,7 +1870,7 @@
         </w:numPr>
       </w:pPr>
       <w:r>
-        <w:t xml:space="preserve">Dividir 2 por 96 y multiplicar por 1000</w:t>
+        <w:t xml:space="preserve">Multiplicar las ganancias por 54 y, luego, dividir por 600</w:t>
       </w:r>
     </w:p>
     <w:p>
@@ -1881,7 +1881,7 @@
         </w:numPr>
       </w:pPr>
       <w:r>
-        <w:t xml:space="preserve">Resultado: $20.833.333</w:t>
+        <w:t xml:space="preserve">Resultado: $56.250.000</w:t>
       </w:r>
     </w:p>
     <w:p>
@@ -1928,7 +1928,7 @@
         </w:numPr>
       </w:pPr>
       <w:r>
-        <w:t xml:space="preserve">Miguel (2 acciones): $10.937.500 = 2.1% del total</w:t>
+        <w:t xml:space="preserve">Fernando (6 acciones): $69.444.444 = 11.1% del total</w:t>
       </w:r>
     </w:p>
     <w:p>
@@ -1939,7 +1939,7 @@
         </w:numPr>
       </w:pPr>
       <w:r>
-        <w:t xml:space="preserve">Elena (13 acciones): $71.093.750 = 13.5% del total</w:t>
+        <w:t xml:space="preserve">Elena (16 acciones): $185.185.185 = 29.6% del total</w:t>
       </w:r>
       <w:r>
         <w:br/>
@@ -1953,7 +1953,7 @@
         </w:numPr>
       </w:pPr>
       <w:r>
-        <w:t xml:space="preserve">Isabel (81 acciones): $442.968.750 = 84.4% del total</w:t>
+        <w:t xml:space="preserve">Diego (32 acciones): $370.370.370 = 59.3% del total</w:t>
       </w:r>
     </w:p>
     <w:p>
@@ -1971,7 +1971,7 @@
         <w:t xml:space="preserve">Total verificado</w:t>
       </w:r>
       <w:r>
-        <w:t xml:space="preserve">: $525.000.000</w:t>
+        <w:t xml:space="preserve">: $625.000.000</w:t>
       </w:r>
     </w:p>
     <w:p>
@@ -2017,34 +2017,34 @@
         </w:numPr>
       </w:pPr>
       <w:r>
+        <w:t xml:space="preserve">Falso</w:t>
+      </w:r>
+    </w:p>
+    <w:p>
+      <w:pPr>
+        <w:numPr>
+          <w:ilvl w:val="1"/>
+          <w:numId w:val="1022"/>
+        </w:numPr>
+      </w:pPr>
+      <w:r>
+        <w:t xml:space="preserve">Falso</w:t>
+      </w:r>
+    </w:p>
+    <w:p>
+      <w:pPr>
+        <w:numPr>
+          <w:ilvl w:val="1"/>
+          <w:numId w:val="1022"/>
+        </w:numPr>
+      </w:pPr>
+      <w:r>
         <w:t xml:space="preserve">Verdadero</w:t>
       </w:r>
     </w:p>
     <w:p>
       <w:pPr>
         <w:numPr>
-          <w:ilvl w:val="1"/>
-          <w:numId w:val="1022"/>
-        </w:numPr>
-      </w:pPr>
-      <w:r>
-        <w:t xml:space="preserve">Falso</w:t>
-      </w:r>
-    </w:p>
-    <w:p>
-      <w:pPr>
-        <w:numPr>
-          <w:ilvl w:val="1"/>
-          <w:numId w:val="1022"/>
-        </w:numPr>
-      </w:pPr>
-      <w:r>
-        <w:t xml:space="preserve">Falso</w:t>
-      </w:r>
-    </w:p>
-    <w:p>
-      <w:pPr>
-        <w:numPr>
           <w:ilvl w:val="0"/>
           <w:numId w:val="1001"/>
         </w:numPr>
@@ -2060,7 +2060,7 @@
         <w:br/>
       </w:r>
       <w:r>
-        <w:t xml:space="preserve">Roberto, Laura y Patricia son los únicos dueños de una empresa. Roberto tiene 4 acciones; Laura, 20; y Patricia, 4. El año pasado, las ganancias fueron de $450.000.000 y ellos quieren repartirlas proporcionalmente, de modo que, a quien más tenga acciones, le correspondan más ganancias. Para saber qué parte del dinero le correspondió a Roberto, este plantea dos procedimientos:</w:t>
+        <w:t xml:space="preserve">Miguel, Laura y Mario son los únicos dueños de una empresa. Miguel tiene 5 acciones; Laura, 14; y Mario, 23. El año pasado, las ganancias fueron de $140.000.000 y ellos quieren repartirlas proporcionalmente, de modo que, a quien más tenga acciones, le correspondan más ganancias. Para saber qué parte del dinero le correspondió a Miguel, este plantea dos procedimientos:</w:t>
       </w:r>
     </w:p>
     <w:p>
@@ -2081,7 +2081,7 @@
         <w:t xml:space="preserve"> </w:t>
       </w:r>
       <w:r>
-        <w:t xml:space="preserve">Multiplicar las ganancias por 4 y dividir por 28.</w:t>
+        <w:t xml:space="preserve">Calcular 5/42 de las ganancias totales.</w:t>
       </w:r>
     </w:p>
     <w:p>
@@ -2102,7 +2102,7 @@
         <w:t xml:space="preserve"> </w:t>
       </w:r>
       <w:r>
-        <w:t xml:space="preserve">Multiplicar las ganancias por 4 y, luego, dividir ese resultado en 2800.</w:t>
+        <w:t xml:space="preserve">Sumar 5 más 42 y dividir las ganancias por ese resultado.</w:t>
       </w:r>
     </w:p>
     <w:p>
@@ -2135,6 +2135,17 @@
         </w:numPr>
       </w:pPr>
       <w:r>
+        <w:t xml:space="preserve">Ambos procedimientos son correctos</w:t>
+      </w:r>
+    </w:p>
+    <w:p>
+      <w:pPr>
+        <w:numPr>
+          <w:ilvl w:val="1"/>
+          <w:numId w:val="1023"/>
+        </w:numPr>
+      </w:pPr>
+      <w:r>
         <w:t xml:space="preserve">Ninguno de los procedimientos es correcto</w:t>
       </w:r>
     </w:p>
@@ -2147,17 +2158,6 @@
       </w:pPr>
       <w:r>
         <w:t xml:space="preserve">Solo el procedimiento 1 es correcto</w:t>
-      </w:r>
-    </w:p>
-    <w:p>
-      <w:pPr>
-        <w:numPr>
-          <w:ilvl w:val="1"/>
-          <w:numId w:val="1023"/>
-        </w:numPr>
-      </w:pPr>
-      <w:r>
-        <w:t xml:space="preserve">Ambos procedimientos son correctos</w:t>
       </w:r>
     </w:p>
     <w:p>
@@ -2180,7 +2180,7 @@
       <w:r>
         <w:drawing>
           <wp:inline>
-            <wp:extent cx="4800600" cy="2400300"/>
+            <wp:extent cx="4800600" cy="4800600"/>
             <wp:effectExtent b="0" l="0" r="0" t="0"/>
             <wp:docPr descr="image" title="" id="42" name="Picture"/>
             <a:graphic>
@@ -2201,7 +2201,7 @@
                   <pic:spPr bwMode="auto">
                     <a:xfrm>
                       <a:off x="0" y="0"/>
-                      <a:ext cx="4800600" cy="2400300"/>
+                      <a:ext cx="4800600" cy="4800600"/>
                     </a:xfrm>
                     <a:prstGeom prst="rect">
                       <a:avLst/>
@@ -2228,7 +2228,7 @@
         </w:numPr>
       </w:pPr>
       <w:r>
-        <w:t xml:space="preserve">Para resolver este problema de reparto proporcional, debemos analizar cada procedimiento y verificar si calcula correctamente la parte que le corresponde a Roberto.</w:t>
+        <w:t xml:space="preserve">Para resolver este problema de reparto proporcional, debemos analizar cada procedimiento y verificar si calcula correctamente la parte que le corresponde a Miguel.</w:t>
       </w:r>
     </w:p>
     <w:p>
@@ -2253,7 +2253,7 @@
         </w:numPr>
       </w:pPr>
       <w:r>
-        <w:t xml:space="preserve">Roberto: 4 acciones</w:t>
+        <w:t xml:space="preserve">Miguel: 5 acciones</w:t>
       </w:r>
     </w:p>
     <w:p>
@@ -2264,7 +2264,7 @@
         </w:numPr>
       </w:pPr>
       <w:r>
-        <w:t xml:space="preserve">Laura: 20 acciones</w:t>
+        <w:t xml:space="preserve">Laura: 14 acciones</w:t>
       </w:r>
       <w:r>
         <w:br/>
@@ -2278,7 +2278,7 @@
         </w:numPr>
       </w:pPr>
       <w:r>
-        <w:t xml:space="preserve">Patricia: 4 acciones</w:t>
+        <w:t xml:space="preserve">Mario: 23 acciones</w:t>
       </w:r>
     </w:p>
     <w:p>
@@ -2296,7 +2296,7 @@
         <w:t xml:space="preserve">Total de acciones</w:t>
       </w:r>
       <w:r>
-        <w:t xml:space="preserve">: 28 acciones</w:t>
+        <w:t xml:space="preserve">: 42 acciones</w:t>
       </w:r>
     </w:p>
     <w:p>
@@ -2314,7 +2314,7 @@
         <w:t xml:space="preserve">Ganancias totales</w:t>
       </w:r>
       <w:r>
-        <w:t xml:space="preserve">: $450.000.000</w:t>
+        <w:t xml:space="preserve">: $140.000.000</w:t>
       </w:r>
     </w:p>
     <w:p>
@@ -2365,18 +2365,18 @@
         </w:numPr>
       </w:pPr>
       <w:r>
-        <w:t xml:space="preserve">Para Roberto:</w:t>
-      </w:r>
-    </w:p>
-    <w:p>
-      <w:pPr>
-        <w:numPr>
-          <w:ilvl w:val="0"/>
-          <w:numId w:val="1000"/>
-        </w:numPr>
-      </w:pPr>
-      <w:r>
-        <w:t xml:space="preserve">Ganancia = (4 ÷ 28) × $450.000.000</w:t>
+        <w:t xml:space="preserve">Para Miguel:</w:t>
+      </w:r>
+    </w:p>
+    <w:p>
+      <w:pPr>
+        <w:numPr>
+          <w:ilvl w:val="0"/>
+          <w:numId w:val="1000"/>
+        </w:numPr>
+      </w:pPr>
+      <w:r>
+        <w:t xml:space="preserve">Ganancia = (5 ÷ 42) × $140.000.000</w:t>
       </w:r>
     </w:p>
     <w:p>
@@ -2409,7 +2409,7 @@
         </w:numPr>
       </w:pPr>
       <w:r>
-        <w:t xml:space="preserve">Multiplicar ese valor por el número de acciones de Roberto</w:t>
+        <w:t xml:space="preserve">Multiplicar ese valor por el número de acciones de Miguel</w:t>
       </w:r>
     </w:p>
     <w:p>
@@ -2430,28 +2430,28 @@
         <w:t xml:space="preserve"> </w:t>
       </w:r>
       <w:r>
-        <w:t xml:space="preserve">= $450.000.000 ÷ 28 = $16.071.429</w:t>
-      </w:r>
-    </w:p>
-    <w:p>
-      <w:pPr>
-        <w:numPr>
-          <w:ilvl w:val="0"/>
-          <w:numId w:val="1000"/>
-        </w:numPr>
-      </w:pPr>
-      <w:r>
-        <w:rPr>
-          <w:b/>
-          <w:bCs/>
-        </w:rPr>
-        <w:t xml:space="preserve">Ganancia de Roberto</w:t>
+        <w:t xml:space="preserve">= $140.000.000 ÷ 42 = $3.333.333</w:t>
+      </w:r>
+    </w:p>
+    <w:p>
+      <w:pPr>
+        <w:numPr>
+          <w:ilvl w:val="0"/>
+          <w:numId w:val="1000"/>
+        </w:numPr>
+      </w:pPr>
+      <w:r>
+        <w:rPr>
+          <w:b/>
+          <w:bCs/>
+        </w:rPr>
+        <w:t xml:space="preserve">Ganancia de Miguel</w:t>
       </w:r>
       <w:r>
         <w:t xml:space="preserve"> </w:t>
       </w:r>
       <w:r>
-        <w:t xml:space="preserve">= $16.071.429 × 4 = $64.285.714</w:t>
+        <w:t xml:space="preserve">= $3.333.333 × 5 = $16.666.667</w:t>
       </w:r>
     </w:p>
     <w:p>
@@ -2491,7 +2491,7 @@
         </w:numPr>
       </w:pPr>
       <w:r>
-        <w:t xml:space="preserve">Multiplicar las ganancias por 4 y dividir por 28</w:t>
+        <w:t xml:space="preserve">Calcular 5/42 de las ganancias totales</w:t>
       </w:r>
     </w:p>
     <w:p>
@@ -2502,7 +2502,7 @@
         </w:numPr>
       </w:pPr>
       <w:r>
-        <w:t xml:space="preserve">Resultado: $64.285.714</w:t>
+        <w:t xml:space="preserve">Resultado: $16.666.667</w:t>
       </w:r>
     </w:p>
     <w:p>
@@ -2539,7 +2539,7 @@
         </w:numPr>
       </w:pPr>
       <w:r>
-        <w:t xml:space="preserve">Multiplicar las ganancias por 4 y, luego, dividir ese resultado en 2800</w:t>
+        <w:t xml:space="preserve">Sumar 5 más 42 y dividir las ganancias por ese resultado</w:t>
       </w:r>
     </w:p>
     <w:p>
@@ -2550,7 +2550,7 @@
         </w:numPr>
       </w:pPr>
       <w:r>
-        <w:t xml:space="preserve">Resultado: $642.857,1</w:t>
+        <w:t xml:space="preserve">Resultado: $2.978.723</w:t>
       </w:r>
     </w:p>
     <w:p>
@@ -2597,7 +2597,7 @@
         </w:numPr>
       </w:pPr>
       <w:r>
-        <w:t xml:space="preserve">Roberto (4 acciones): $64.285.714 = 14.3% del total</w:t>
+        <w:t xml:space="preserve">Miguel (5 acciones): $16.666.667 = 11.9% del total</w:t>
       </w:r>
     </w:p>
     <w:p>
@@ -2608,7 +2608,7 @@
         </w:numPr>
       </w:pPr>
       <w:r>
-        <w:t xml:space="preserve">Laura (20 acciones): $321.428.571 = 71.4% del total</w:t>
+        <w:t xml:space="preserve">Laura (14 acciones): $46.666.667 = 33.3% del total</w:t>
       </w:r>
       <w:r>
         <w:br/>
@@ -2622,7 +2622,7 @@
         </w:numPr>
       </w:pPr>
       <w:r>
-        <w:t xml:space="preserve">Patricia (4 acciones): $64.285.714 = 14.3% del total</w:t>
+        <w:t xml:space="preserve">Mario (23 acciones): $76.666.667 = 54.8% del total</w:t>
       </w:r>
     </w:p>
     <w:p>
@@ -2640,7 +2640,7 @@
         <w:t xml:space="preserve">Total verificado</w:t>
       </w:r>
       <w:r>
-        <w:t xml:space="preserve">: $450.000.000</w:t>
+        <w:t xml:space="preserve">: $140.000.000</w:t>
       </w:r>
     </w:p>
     <w:p>
@@ -2697,23 +2697,23 @@
         </w:numPr>
       </w:pPr>
       <w:r>
+        <w:t xml:space="preserve">Falso</w:t>
+      </w:r>
+    </w:p>
+    <w:p>
+      <w:pPr>
+        <w:numPr>
+          <w:ilvl w:val="1"/>
+          <w:numId w:val="1029"/>
+        </w:numPr>
+      </w:pPr>
+      <w:r>
         <w:t xml:space="preserve">Verdadero</w:t>
       </w:r>
     </w:p>
     <w:p>
       <w:pPr>
         <w:numPr>
-          <w:ilvl w:val="1"/>
-          <w:numId w:val="1029"/>
-        </w:numPr>
-      </w:pPr>
-      <w:r>
-        <w:t xml:space="preserve">Falso</w:t>
-      </w:r>
-    </w:p>
-    <w:p>
-      <w:pPr>
-        <w:numPr>
           <w:ilvl w:val="0"/>
           <w:numId w:val="1001"/>
         </w:numPr>
@@ -2729,7 +2729,7 @@
         <w:br/>
       </w:r>
       <w:r>
-        <w:t xml:space="preserve">Luis, Laura y Elena son los únicos dueños de una empresa. Luis tiene 32 acciones; Laura, 4; y Elena, 12. El año pasado, las ganancias fueron de $300.000.000 y ellos quieren repartirlas proporcionalmente, de modo que, a quien más tenga acciones, le correspondan más ganancias. Para saber qué parte del dinero le correspondió a Luis, este plantea dos procedimientos:</w:t>
+        <w:t xml:space="preserve">Carlos, Valentina y José son los únicos dueños de una empresa. Carlos tiene 20 acciones; Valentina, 14; y José, 30. El año pasado, las ganancias fueron de $375.000.000 y ellos quieren repartirlas proporcionalmente, de modo que, a quien más tenga acciones, le correspondan más ganancias. Para saber qué parte del dinero le correspondió a Carlos, este plantea dos procedimientos:</w:t>
       </w:r>
     </w:p>
     <w:p>
@@ -2750,7 +2750,7 @@
         <w:t xml:space="preserve"> </w:t>
       </w:r>
       <w:r>
-        <w:t xml:space="preserve">Calcular 32/48 de las ganancias totales.</w:t>
+        <w:t xml:space="preserve">Multiplicar las ganancias por 20 y, luego, dividir ese resultado en 6400.</w:t>
       </w:r>
     </w:p>
     <w:p>
@@ -2771,7 +2771,7 @@
         <w:t xml:space="preserve"> </w:t>
       </w:r>
       <w:r>
-        <w:t xml:space="preserve">Multiplicar las ganancias por 32 y, luego, dividir ese resultado en 480.</w:t>
+        <w:t xml:space="preserve">Calcular 20/64 de las ganancias totales.</w:t>
       </w:r>
     </w:p>
     <w:p>
@@ -2793,6 +2793,17 @@
         </w:numPr>
       </w:pPr>
       <w:r>
+        <w:t xml:space="preserve">Solo el procedimiento 2 es correcto</w:t>
+      </w:r>
+    </w:p>
+    <w:p>
+      <w:pPr>
+        <w:numPr>
+          <w:ilvl w:val="1"/>
+          <w:numId w:val="1030"/>
+        </w:numPr>
+      </w:pPr>
+      <w:r>
         <w:t xml:space="preserve">Ambos procedimientos son correctos</w:t>
       </w:r>
     </w:p>
@@ -2804,29 +2815,18 @@
         </w:numPr>
       </w:pPr>
       <w:r>
+        <w:t xml:space="preserve">Ninguno de los procedimientos es correcto</w:t>
+      </w:r>
+    </w:p>
+    <w:p>
+      <w:pPr>
+        <w:numPr>
+          <w:ilvl w:val="1"/>
+          <w:numId w:val="1030"/>
+        </w:numPr>
+      </w:pPr>
+      <w:r>
         <w:t xml:space="preserve">Solo el procedimiento 1 es correcto</w:t>
-      </w:r>
-    </w:p>
-    <w:p>
-      <w:pPr>
-        <w:numPr>
-          <w:ilvl w:val="1"/>
-          <w:numId w:val="1030"/>
-        </w:numPr>
-      </w:pPr>
-      <w:r>
-        <w:t xml:space="preserve">Solo el procedimiento 2 es correcto</w:t>
-      </w:r>
-    </w:p>
-    <w:p>
-      <w:pPr>
-        <w:numPr>
-          <w:ilvl w:val="1"/>
-          <w:numId w:val="1030"/>
-        </w:numPr>
-      </w:pPr>
-      <w:r>
-        <w:t xml:space="preserve">Ninguno de los procedimientos es correcto</w:t>
       </w:r>
     </w:p>
     <w:p>
@@ -2849,7 +2849,7 @@
       <w:r>
         <w:drawing>
           <wp:inline>
-            <wp:extent cx="4800600" cy="2400300"/>
+            <wp:extent cx="4800600" cy="4800600"/>
             <wp:effectExtent b="0" l="0" r="0" t="0"/>
             <wp:docPr descr="image" title="" id="49" name="Picture"/>
             <a:graphic>
@@ -2870,7 +2870,7 @@
                   <pic:spPr bwMode="auto">
                     <a:xfrm>
                       <a:off x="0" y="0"/>
-                      <a:ext cx="4800600" cy="2400300"/>
+                      <a:ext cx="4800600" cy="4800600"/>
                     </a:xfrm>
                     <a:prstGeom prst="rect">
                       <a:avLst/>
@@ -2897,7 +2897,7 @@
         </w:numPr>
       </w:pPr>
       <w:r>
-        <w:t xml:space="preserve">Para resolver este problema de reparto proporcional, debemos analizar cada procedimiento y verificar si calcula correctamente la parte que le corresponde a Luis.</w:t>
+        <w:t xml:space="preserve">Para resolver este problema de reparto proporcional, debemos analizar cada procedimiento y verificar si calcula correctamente la parte que le corresponde a Carlos.</w:t>
       </w:r>
     </w:p>
     <w:p>
@@ -2922,7 +2922,7 @@
         </w:numPr>
       </w:pPr>
       <w:r>
-        <w:t xml:space="preserve">Luis: 32 acciones</w:t>
+        <w:t xml:space="preserve">Carlos: 20 acciones</w:t>
       </w:r>
     </w:p>
     <w:p>
@@ -2933,7 +2933,7 @@
         </w:numPr>
       </w:pPr>
       <w:r>
-        <w:t xml:space="preserve">Laura: 4 acciones</w:t>
+        <w:t xml:space="preserve">Valentina: 14 acciones</w:t>
       </w:r>
       <w:r>
         <w:br/>
@@ -2947,7 +2947,7 @@
         </w:numPr>
       </w:pPr>
       <w:r>
-        <w:t xml:space="preserve">Elena: 12 acciones</w:t>
+        <w:t xml:space="preserve">José: 30 acciones</w:t>
       </w:r>
     </w:p>
     <w:p>
@@ -2965,7 +2965,7 @@
         <w:t xml:space="preserve">Total de acciones</w:t>
       </w:r>
       <w:r>
-        <w:t xml:space="preserve">: 48 acciones</w:t>
+        <w:t xml:space="preserve">: 64 acciones</w:t>
       </w:r>
     </w:p>
     <w:p>
@@ -2983,7 +2983,7 @@
         <w:t xml:space="preserve">Ganancias totales</w:t>
       </w:r>
       <w:r>
-        <w:t xml:space="preserve">: $300.000.000</w:t>
+        <w:t xml:space="preserve">: $375.000.000</w:t>
       </w:r>
     </w:p>
     <w:p>
@@ -3034,18 +3034,18 @@
         </w:numPr>
       </w:pPr>
       <w:r>
-        <w:t xml:space="preserve">Para Luis:</w:t>
-      </w:r>
-    </w:p>
-    <w:p>
-      <w:pPr>
-        <w:numPr>
-          <w:ilvl w:val="0"/>
-          <w:numId w:val="1000"/>
-        </w:numPr>
-      </w:pPr>
-      <w:r>
-        <w:t xml:space="preserve">Ganancia = (32 ÷ 48) × $300.000.000</w:t>
+        <w:t xml:space="preserve">Para Carlos:</w:t>
+      </w:r>
+    </w:p>
+    <w:p>
+      <w:pPr>
+        <w:numPr>
+          <w:ilvl w:val="0"/>
+          <w:numId w:val="1000"/>
+        </w:numPr>
+      </w:pPr>
+      <w:r>
+        <w:t xml:space="preserve">Ganancia = (20 ÷ 64) × $375.000.000</w:t>
       </w:r>
     </w:p>
     <w:p>
@@ -3078,7 +3078,7 @@
         </w:numPr>
       </w:pPr>
       <w:r>
-        <w:t xml:space="preserve">Multiplicar ese valor por el número de acciones de Luis</w:t>
+        <w:t xml:space="preserve">Multiplicar ese valor por el número de acciones de Carlos</w:t>
       </w:r>
     </w:p>
     <w:p>
@@ -3099,28 +3099,28 @@
         <w:t xml:space="preserve"> </w:t>
       </w:r>
       <w:r>
-        <w:t xml:space="preserve">= $300.000.000 ÷ 48 = $6.250.000</w:t>
-      </w:r>
-    </w:p>
-    <w:p>
-      <w:pPr>
-        <w:numPr>
-          <w:ilvl w:val="0"/>
-          <w:numId w:val="1000"/>
-        </w:numPr>
-      </w:pPr>
-      <w:r>
-        <w:rPr>
-          <w:b/>
-          <w:bCs/>
-        </w:rPr>
-        <w:t xml:space="preserve">Ganancia de Luis</w:t>
+        <w:t xml:space="preserve">= $375.000.000 ÷ 64 = $5.859.375</w:t>
+      </w:r>
+    </w:p>
+    <w:p>
+      <w:pPr>
+        <w:numPr>
+          <w:ilvl w:val="0"/>
+          <w:numId w:val="1000"/>
+        </w:numPr>
+      </w:pPr>
+      <w:r>
+        <w:rPr>
+          <w:b/>
+          <w:bCs/>
+        </w:rPr>
+        <w:t xml:space="preserve">Ganancia de Carlos</w:t>
       </w:r>
       <w:r>
         <w:t xml:space="preserve"> </w:t>
       </w:r>
       <w:r>
-        <w:t xml:space="preserve">= $6.250.000 × 32 = $200.000.000</w:t>
+        <w:t xml:space="preserve">= $5.859.375 × 20 = $117.187.500</w:t>
       </w:r>
     </w:p>
     <w:p>
@@ -3160,7 +3160,7 @@
         </w:numPr>
       </w:pPr>
       <w:r>
-        <w:t xml:space="preserve">Calcular 32/48 de las ganancias totales</w:t>
+        <w:t xml:space="preserve">Multiplicar las ganancias por 20 y, luego, dividir ese resultado en 6400</w:t>
       </w:r>
     </w:p>
     <w:p>
@@ -3171,7 +3171,7 @@
         </w:numPr>
       </w:pPr>
       <w:r>
-        <w:t xml:space="preserve">Resultado: $200.000.000</w:t>
+        <w:t xml:space="preserve">Resultado: $1.171.875</w:t>
       </w:r>
     </w:p>
     <w:p>
@@ -3182,59 +3182,59 @@
         </w:numPr>
       </w:pPr>
       <w:r>
+        <w:t xml:space="preserve">INCORRECTO</w:t>
+      </w:r>
+    </w:p>
+    <w:p>
+      <w:pPr>
+        <w:numPr>
+          <w:ilvl w:val="0"/>
+          <w:numId w:val="1000"/>
+        </w:numPr>
+      </w:pPr>
+      <w:r>
+        <w:rPr>
+          <w:b/>
+          <w:bCs/>
+        </w:rPr>
+        <w:t xml:space="preserve">Procedimiento 2:</w:t>
+      </w:r>
+    </w:p>
+    <w:p>
+      <w:pPr>
+        <w:numPr>
+          <w:ilvl w:val="0"/>
+          <w:numId w:val="1000"/>
+        </w:numPr>
+      </w:pPr>
+      <w:r>
+        <w:t xml:space="preserve">Calcular 20/64 de las ganancias totales</w:t>
+      </w:r>
+    </w:p>
+    <w:p>
+      <w:pPr>
+        <w:numPr>
+          <w:ilvl w:val="1"/>
+          <w:numId w:val="1034"/>
+        </w:numPr>
+      </w:pPr>
+      <w:r>
+        <w:t xml:space="preserve">Resultado: $117.187.500</w:t>
+      </w:r>
+    </w:p>
+    <w:p>
+      <w:pPr>
+        <w:numPr>
+          <w:ilvl w:val="1"/>
+          <w:numId w:val="1034"/>
+        </w:numPr>
+      </w:pPr>
+      <w:r>
         <w:t xml:space="preserve">CORRECTO</w:t>
       </w:r>
     </w:p>
     <w:p>
       <w:pPr>
-        <w:numPr>
-          <w:ilvl w:val="0"/>
-          <w:numId w:val="1000"/>
-        </w:numPr>
-      </w:pPr>
-      <w:r>
-        <w:rPr>
-          <w:b/>
-          <w:bCs/>
-        </w:rPr>
-        <w:t xml:space="preserve">Procedimiento 2:</w:t>
-      </w:r>
-    </w:p>
-    <w:p>
-      <w:pPr>
-        <w:numPr>
-          <w:ilvl w:val="0"/>
-          <w:numId w:val="1000"/>
-        </w:numPr>
-      </w:pPr>
-      <w:r>
-        <w:t xml:space="preserve">Multiplicar las ganancias por 32 y, luego, dividir ese resultado en 480</w:t>
-      </w:r>
-    </w:p>
-    <w:p>
-      <w:pPr>
-        <w:numPr>
-          <w:ilvl w:val="1"/>
-          <w:numId w:val="1034"/>
-        </w:numPr>
-      </w:pPr>
-      <w:r>
-        <w:t xml:space="preserve">Resultado: $20.000.000</w:t>
-      </w:r>
-    </w:p>
-    <w:p>
-      <w:pPr>
-        <w:numPr>
-          <w:ilvl w:val="1"/>
-          <w:numId w:val="1034"/>
-        </w:numPr>
-      </w:pPr>
-      <w:r>
-        <w:t xml:space="preserve">INCORRECTO</w:t>
-      </w:r>
-    </w:p>
-    <w:p>
-      <w:pPr>
         <w:pStyle w:val="Heading3"/>
         <w:numPr>
           <w:ilvl w:val="0"/>
@@ -3266,7 +3266,7 @@
         </w:numPr>
       </w:pPr>
       <w:r>
-        <w:t xml:space="preserve">Luis (32 acciones): $200.000.000 = 66.7% del total</w:t>
+        <w:t xml:space="preserve">Carlos (20 acciones): $117.187.500 = 31.2% del total</w:t>
       </w:r>
     </w:p>
     <w:p>
@@ -3277,7 +3277,7 @@
         </w:numPr>
       </w:pPr>
       <w:r>
-        <w:t xml:space="preserve">Laura (4 acciones): $25.000.000 = 8.3% del total</w:t>
+        <w:t xml:space="preserve">Valentina (14 acciones): $82.031.250 = 21.9% del total</w:t>
       </w:r>
       <w:r>
         <w:br/>
@@ -3291,7 +3291,7 @@
         </w:numPr>
       </w:pPr>
       <w:r>
-        <w:t xml:space="preserve">Elena (12 acciones): $75.000.000 = 25% del total</w:t>
+        <w:t xml:space="preserve">José (30 acciones): $175.781.250 = 46.9% del total</w:t>
       </w:r>
     </w:p>
     <w:p>
@@ -3309,7 +3309,7 @@
         <w:t xml:space="preserve">Total verificado</w:t>
       </w:r>
       <w:r>
-        <w:t xml:space="preserve">: $300.000.000</w:t>
+        <w:t xml:space="preserve">: $375.000.000</w:t>
       </w:r>
     </w:p>
     <w:p>
@@ -3330,7 +3330,7 @@
           <w:b/>
           <w:bCs/>
         </w:rPr>
-        <w:t xml:space="preserve">Solo el procedimiento 1 es correcto</w:t>
+        <w:t xml:space="preserve">Solo el procedimiento 2 es correcto</w:t>
       </w:r>
       <w:r>
         <w:t xml:space="preserve">.</w:t>
@@ -3344,18 +3344,18 @@
         </w:numPr>
       </w:pPr>
       <w:r>
+        <w:t xml:space="preserve">Verdadero</w:t>
+      </w:r>
+    </w:p>
+    <w:p>
+      <w:pPr>
+        <w:numPr>
+          <w:ilvl w:val="1"/>
+          <w:numId w:val="1036"/>
+        </w:numPr>
+      </w:pPr>
+      <w:r>
         <w:t xml:space="preserve">Falso</w:t>
-      </w:r>
-    </w:p>
-    <w:p>
-      <w:pPr>
-        <w:numPr>
-          <w:ilvl w:val="1"/>
-          <w:numId w:val="1036"/>
-        </w:numPr>
-      </w:pPr>
-      <w:r>
-        <w:t xml:space="preserve">Verdadero</w:t>
       </w:r>
     </w:p>
     <w:p>

--- a/Lab/ppp/salida/proporcionalidad_empresarial_formulacion_ejecucion_n2_v1_1.docx
+++ b/Lab/ppp/salida/proporcionalidad_empresarial_formulacion_ejecucion_n2_v1_1.docx
@@ -53,7 +53,7 @@
         <w:br/>
       </w:r>
       <w:r>
-        <w:t xml:space="preserve">Andrés, Patricia y Isabel son los únicos dueños de una empresa. Andrés tiene 27 acciones; Patricia, 27; y Isabel, 10. El año pasado, las ganancias fueron de $525.000.000 y ellos quieren repartirlas proporcionalmente, de modo que, a quien más tenga acciones, le correspondan más ganancias. Para saber qué parte del dinero le correspondió a Andrés, este plantea dos procedimientos:</w:t>
+        <w:t xml:space="preserve">Miguel, Rosa y Lucía son los únicos dueños de una empresa. Miguel tiene 31 acciones; Rosa, 2; y Lucía, 7. El año pasado, las ganancias fueron de $450.000.000 y ellos quieren repartirlas proporcionalmente, de modo que, a quien más tenga acciones, le correspondan más ganancias. Para saber qué parte del dinero le correspondió a Miguel, este plantea dos procedimientos:</w:t>
       </w:r>
     </w:p>
     <w:p>
@@ -74,7 +74,7 @@
         <w:t xml:space="preserve"> </w:t>
       </w:r>
       <w:r>
-        <w:t xml:space="preserve">Calcular 27/64 de las ganancias totales.</w:t>
+        <w:t xml:space="preserve">Dividir 31 por 40 y multiplicar por 1000.</w:t>
       </w:r>
     </w:p>
     <w:p>
@@ -95,7 +95,7 @@
         <w:t xml:space="preserve"> </w:t>
       </w:r>
       <w:r>
-        <w:t xml:space="preserve">Dividir las ganancias por 27 y, luego, multiplicar por 64.</w:t>
+        <w:t xml:space="preserve">Dividir las ganancias en 40 partes y, luego, multiplicar ese valor por 31.</w:t>
       </w:r>
     </w:p>
     <w:p>
@@ -128,29 +128,29 @@
         </w:numPr>
       </w:pPr>
       <w:r>
+        <w:t xml:space="preserve">Solo el procedimiento 1 es correcto</w:t>
+      </w:r>
+    </w:p>
+    <w:p>
+      <w:pPr>
+        <w:numPr>
+          <w:ilvl w:val="1"/>
+          <w:numId w:val="1002"/>
+        </w:numPr>
+      </w:pPr>
+      <w:r>
+        <w:t xml:space="preserve">Ninguno de los procedimientos es correcto</w:t>
+      </w:r>
+    </w:p>
+    <w:p>
+      <w:pPr>
+        <w:numPr>
+          <w:ilvl w:val="1"/>
+          <w:numId w:val="1002"/>
+        </w:numPr>
+      </w:pPr>
+      <w:r>
         <w:t xml:space="preserve">Ambos procedimientos son correctos</w:t>
-      </w:r>
-    </w:p>
-    <w:p>
-      <w:pPr>
-        <w:numPr>
-          <w:ilvl w:val="1"/>
-          <w:numId w:val="1002"/>
-        </w:numPr>
-      </w:pPr>
-      <w:r>
-        <w:t xml:space="preserve">Solo el procedimiento 1 es correcto</w:t>
-      </w:r>
-    </w:p>
-    <w:p>
-      <w:pPr>
-        <w:numPr>
-          <w:ilvl w:val="1"/>
-          <w:numId w:val="1002"/>
-        </w:numPr>
-      </w:pPr>
-      <w:r>
-        <w:t xml:space="preserve">Ninguno de los procedimientos es correcto</w:t>
       </w:r>
     </w:p>
     <w:p>
@@ -221,7 +221,7 @@
         </w:numPr>
       </w:pPr>
       <w:r>
-        <w:t xml:space="preserve">Para resolver este problema de reparto proporcional, debemos analizar cada procedimiento y verificar si calcula correctamente la parte que le corresponde a Andrés.</w:t>
+        <w:t xml:space="preserve">Para resolver este problema de reparto proporcional, debemos analizar cada procedimiento y verificar si calcula correctamente la parte que le corresponde a Miguel.</w:t>
       </w:r>
     </w:p>
     <w:p>
@@ -246,7 +246,7 @@
         </w:numPr>
       </w:pPr>
       <w:r>
-        <w:t xml:space="preserve">Andrés: 27 acciones</w:t>
+        <w:t xml:space="preserve">Miguel: 31 acciones</w:t>
       </w:r>
     </w:p>
     <w:p>
@@ -257,7 +257,7 @@
         </w:numPr>
       </w:pPr>
       <w:r>
-        <w:t xml:space="preserve">Patricia: 27 acciones</w:t>
+        <w:t xml:space="preserve">Rosa: 2 acciones</w:t>
       </w:r>
       <w:r>
         <w:br/>
@@ -271,7 +271,7 @@
         </w:numPr>
       </w:pPr>
       <w:r>
-        <w:t xml:space="preserve">Isabel: 10 acciones</w:t>
+        <w:t xml:space="preserve">Lucía: 7 acciones</w:t>
       </w:r>
     </w:p>
     <w:p>
@@ -289,7 +289,7 @@
         <w:t xml:space="preserve">Total de acciones</w:t>
       </w:r>
       <w:r>
-        <w:t xml:space="preserve">: 64 acciones</w:t>
+        <w:t xml:space="preserve">: 40 acciones</w:t>
       </w:r>
     </w:p>
     <w:p>
@@ -307,7 +307,7 @@
         <w:t xml:space="preserve">Ganancias totales</w:t>
       </w:r>
       <w:r>
-        <w:t xml:space="preserve">: $525.000.000</w:t>
+        <w:t xml:space="preserve">: $450.000.000</w:t>
       </w:r>
     </w:p>
     <w:p>
@@ -358,18 +358,18 @@
         </w:numPr>
       </w:pPr>
       <w:r>
-        <w:t xml:space="preserve">Para Andrés:</w:t>
-      </w:r>
-    </w:p>
-    <w:p>
-      <w:pPr>
-        <w:numPr>
-          <w:ilvl w:val="0"/>
-          <w:numId w:val="1000"/>
-        </w:numPr>
-      </w:pPr>
-      <w:r>
-        <w:t xml:space="preserve">Ganancia = (27 ÷ 64) × $525.000.000</w:t>
+        <w:t xml:space="preserve">Para Miguel:</w:t>
+      </w:r>
+    </w:p>
+    <w:p>
+      <w:pPr>
+        <w:numPr>
+          <w:ilvl w:val="0"/>
+          <w:numId w:val="1000"/>
+        </w:numPr>
+      </w:pPr>
+      <w:r>
+        <w:t xml:space="preserve">Ganancia = (31 ÷ 40) × $450.000.000</w:t>
       </w:r>
     </w:p>
     <w:p>
@@ -402,7 +402,7 @@
         </w:numPr>
       </w:pPr>
       <w:r>
-        <w:t xml:space="preserve">Multiplicar ese valor por el número de acciones de Andrés</w:t>
+        <w:t xml:space="preserve">Multiplicar ese valor por el número de acciones de Miguel</w:t>
       </w:r>
     </w:p>
     <w:p>
@@ -423,28 +423,28 @@
         <w:t xml:space="preserve"> </w:t>
       </w:r>
       <w:r>
-        <w:t xml:space="preserve">= $525.000.000 ÷ 64 = $8.203.125</w:t>
-      </w:r>
-    </w:p>
-    <w:p>
-      <w:pPr>
-        <w:numPr>
-          <w:ilvl w:val="0"/>
-          <w:numId w:val="1000"/>
-        </w:numPr>
-      </w:pPr>
-      <w:r>
-        <w:rPr>
-          <w:b/>
-          <w:bCs/>
-        </w:rPr>
-        <w:t xml:space="preserve">Ganancia de Andrés</w:t>
+        <w:t xml:space="preserve">= $450.000.000 ÷ 40 = $11.250.000</w:t>
+      </w:r>
+    </w:p>
+    <w:p>
+      <w:pPr>
+        <w:numPr>
+          <w:ilvl w:val="0"/>
+          <w:numId w:val="1000"/>
+        </w:numPr>
+      </w:pPr>
+      <w:r>
+        <w:rPr>
+          <w:b/>
+          <w:bCs/>
+        </w:rPr>
+        <w:t xml:space="preserve">Ganancia de Miguel</w:t>
       </w:r>
       <w:r>
         <w:t xml:space="preserve"> </w:t>
       </w:r>
       <w:r>
-        <w:t xml:space="preserve">= $8.203.125 × 27 = $221.484.375</w:t>
+        <w:t xml:space="preserve">= $11.250.000 × 31 = $348.750.000</w:t>
       </w:r>
     </w:p>
     <w:p>
@@ -484,7 +484,7 @@
         </w:numPr>
       </w:pPr>
       <w:r>
-        <w:t xml:space="preserve">Calcular 27/64 de las ganancias totales</w:t>
+        <w:t xml:space="preserve">Dividir 31 por 40 y multiplicar por 1000</w:t>
       </w:r>
     </w:p>
     <w:p>
@@ -495,7 +495,7 @@
         </w:numPr>
       </w:pPr>
       <w:r>
-        <w:t xml:space="preserve">Resultado: $221.484.375</w:t>
+        <w:t xml:space="preserve">Resultado: $775.000.000</w:t>
       </w:r>
     </w:p>
     <w:p>
@@ -506,59 +506,59 @@
         </w:numPr>
       </w:pPr>
       <w:r>
+        <w:t xml:space="preserve">INCORRECTO</w:t>
+      </w:r>
+    </w:p>
+    <w:p>
+      <w:pPr>
+        <w:numPr>
+          <w:ilvl w:val="0"/>
+          <w:numId w:val="1000"/>
+        </w:numPr>
+      </w:pPr>
+      <w:r>
+        <w:rPr>
+          <w:b/>
+          <w:bCs/>
+        </w:rPr>
+        <w:t xml:space="preserve">Procedimiento 2:</w:t>
+      </w:r>
+    </w:p>
+    <w:p>
+      <w:pPr>
+        <w:numPr>
+          <w:ilvl w:val="0"/>
+          <w:numId w:val="1000"/>
+        </w:numPr>
+      </w:pPr>
+      <w:r>
+        <w:t xml:space="preserve">Dividir las ganancias en 40 partes y, luego, multiplicar ese valor por 31</w:t>
+      </w:r>
+    </w:p>
+    <w:p>
+      <w:pPr>
+        <w:numPr>
+          <w:ilvl w:val="1"/>
+          <w:numId w:val="1006"/>
+        </w:numPr>
+      </w:pPr>
+      <w:r>
+        <w:t xml:space="preserve">Resultado: $348.750.000</w:t>
+      </w:r>
+    </w:p>
+    <w:p>
+      <w:pPr>
+        <w:numPr>
+          <w:ilvl w:val="1"/>
+          <w:numId w:val="1006"/>
+        </w:numPr>
+      </w:pPr>
+      <w:r>
         <w:t xml:space="preserve">CORRECTO</w:t>
       </w:r>
     </w:p>
     <w:p>
       <w:pPr>
-        <w:numPr>
-          <w:ilvl w:val="0"/>
-          <w:numId w:val="1000"/>
-        </w:numPr>
-      </w:pPr>
-      <w:r>
-        <w:rPr>
-          <w:b/>
-          <w:bCs/>
-        </w:rPr>
-        <w:t xml:space="preserve">Procedimiento 2:</w:t>
-      </w:r>
-    </w:p>
-    <w:p>
-      <w:pPr>
-        <w:numPr>
-          <w:ilvl w:val="0"/>
-          <w:numId w:val="1000"/>
-        </w:numPr>
-      </w:pPr>
-      <w:r>
-        <w:t xml:space="preserve">Dividir las ganancias por 27 y, luego, multiplicar por 64</w:t>
-      </w:r>
-    </w:p>
-    <w:p>
-      <w:pPr>
-        <w:numPr>
-          <w:ilvl w:val="1"/>
-          <w:numId w:val="1006"/>
-        </w:numPr>
-      </w:pPr>
-      <w:r>
-        <w:t xml:space="preserve">Resultado: $1.244.444.444</w:t>
-      </w:r>
-    </w:p>
-    <w:p>
-      <w:pPr>
-        <w:numPr>
-          <w:ilvl w:val="1"/>
-          <w:numId w:val="1006"/>
-        </w:numPr>
-      </w:pPr>
-      <w:r>
-        <w:t xml:space="preserve">INCORRECTO</w:t>
-      </w:r>
-    </w:p>
-    <w:p>
-      <w:pPr>
         <w:pStyle w:val="Heading3"/>
         <w:numPr>
           <w:ilvl w:val="0"/>
@@ -590,7 +590,7 @@
         </w:numPr>
       </w:pPr>
       <w:r>
-        <w:t xml:space="preserve">Andrés (27 acciones): $221.484.375 = 42.2% del total</w:t>
+        <w:t xml:space="preserve">Miguel (31 acciones): $348.750.000 = 77.5% del total</w:t>
       </w:r>
     </w:p>
     <w:p>
@@ -601,7 +601,7 @@
         </w:numPr>
       </w:pPr>
       <w:r>
-        <w:t xml:space="preserve">Patricia (27 acciones): $221.484.375 = 42.2% del total</w:t>
+        <w:t xml:space="preserve">Rosa (2 acciones): $22.500.000 = 5% del total</w:t>
       </w:r>
       <w:r>
         <w:br/>
@@ -615,7 +615,7 @@
         </w:numPr>
       </w:pPr>
       <w:r>
-        <w:t xml:space="preserve">Isabel (10 acciones): $82.031.250 = 15.6% del total</w:t>
+        <w:t xml:space="preserve">Lucía (7 acciones): $78.750.000 = 17.5% del total</w:t>
       </w:r>
     </w:p>
     <w:p>
@@ -633,7 +633,7 @@
         <w:t xml:space="preserve">Total verificado</w:t>
       </w:r>
       <w:r>
-        <w:t xml:space="preserve">: $525.000.000</w:t>
+        <w:t xml:space="preserve">: $450.000.000</w:t>
       </w:r>
     </w:p>
     <w:p>
@@ -654,7 +654,7 @@
           <w:b/>
           <w:bCs/>
         </w:rPr>
-        <w:t xml:space="preserve">Solo el procedimiento 1 es correcto</w:t>
+        <w:t xml:space="preserve">Solo el procedimiento 2 es correcto</w:t>
       </w:r>
       <w:r>
         <w:t xml:space="preserve">.</w:t>
@@ -668,6 +668,17 @@
         </w:numPr>
       </w:pPr>
       <w:r>
+        <w:t xml:space="preserve">Verdadero</w:t>
+      </w:r>
+    </w:p>
+    <w:p>
+      <w:pPr>
+        <w:numPr>
+          <w:ilvl w:val="1"/>
+          <w:numId w:val="1008"/>
+        </w:numPr>
+      </w:pPr>
+      <w:r>
         <w:t xml:space="preserve">Falso</w:t>
       </w:r>
     </w:p>
@@ -690,17 +701,6 @@
         </w:numPr>
       </w:pPr>
       <w:r>
-        <w:t xml:space="preserve">Verdadero</w:t>
-      </w:r>
-    </w:p>
-    <w:p>
-      <w:pPr>
-        <w:numPr>
-          <w:ilvl w:val="1"/>
-          <w:numId w:val="1008"/>
-        </w:numPr>
-      </w:pPr>
-      <w:r>
         <w:t xml:space="preserve">Falso</w:t>
       </w:r>
     </w:p>
@@ -722,7 +722,7 @@
         <w:br/>
       </w:r>
       <w:r>
-        <w:t xml:space="preserve">Roberto, María y Luis son los únicos dueños de una empresa. Roberto tiene 21 acciones; María, 25; y Luis, 8. El año pasado, las ganancias fueron de $60.000.000 y ellos quieren repartirlas proporcionalmente, de modo que, a quien más tenga acciones, le correspondan más ganancias. Para saber qué parte del dinero le correspondió a Roberto, este plantea dos procedimientos:</w:t>
+        <w:t xml:space="preserve">Mario, Isabel y Alejandro son los únicos dueños de una empresa. Mario tiene 22 acciones; Isabel, 18; y Alejandro, 30. El año pasado, las ganancias fueron de $225.000.000 y ellos quieren repartirlas proporcionalmente, de modo que, a quien más tenga acciones, le correspondan más ganancias. Para saber qué parte del dinero le correspondió a Mario, este plantea dos procedimientos:</w:t>
       </w:r>
     </w:p>
     <w:p>
@@ -743,7 +743,7 @@
         <w:t xml:space="preserve"> </w:t>
       </w:r>
       <w:r>
-        <w:t xml:space="preserve">Multiplicar las ganancias por 54 y, luego, dividir por 21000.</w:t>
+        <w:t xml:space="preserve">Sumar 22 más 70 y dividir las ganancias por ese resultado.</w:t>
       </w:r>
     </w:p>
     <w:p>
@@ -764,7 +764,7 @@
         <w:t xml:space="preserve"> </w:t>
       </w:r>
       <w:r>
-        <w:t xml:space="preserve">Multiplicar las ganancias por 21 y dividir por 54.</w:t>
+        <w:t xml:space="preserve">Calcular 22/70 de las ganancias totales.</w:t>
       </w:r>
     </w:p>
     <w:p>
@@ -786,29 +786,29 @@
         </w:numPr>
       </w:pPr>
       <w:r>
+        <w:t xml:space="preserve">Ambos procedimientos son correctos</w:t>
+      </w:r>
+    </w:p>
+    <w:p>
+      <w:pPr>
+        <w:numPr>
+          <w:ilvl w:val="1"/>
+          <w:numId w:val="1009"/>
+        </w:numPr>
+      </w:pPr>
+      <w:r>
+        <w:t xml:space="preserve">Ninguno de los procedimientos es correcto</w:t>
+      </w:r>
+    </w:p>
+    <w:p>
+      <w:pPr>
+        <w:numPr>
+          <w:ilvl w:val="1"/>
+          <w:numId w:val="1009"/>
+        </w:numPr>
+      </w:pPr>
+      <w:r>
         <w:t xml:space="preserve">Solo el procedimiento 2 es correcto</w:t>
-      </w:r>
-    </w:p>
-    <w:p>
-      <w:pPr>
-        <w:numPr>
-          <w:ilvl w:val="1"/>
-          <w:numId w:val="1009"/>
-        </w:numPr>
-      </w:pPr>
-      <w:r>
-        <w:t xml:space="preserve">Ambos procedimientos son correctos</w:t>
-      </w:r>
-    </w:p>
-    <w:p>
-      <w:pPr>
-        <w:numPr>
-          <w:ilvl w:val="1"/>
-          <w:numId w:val="1009"/>
-        </w:numPr>
-      </w:pPr>
-      <w:r>
-        <w:t xml:space="preserve">Ninguno de los procedimientos es correcto</w:t>
       </w:r>
     </w:p>
     <w:p>
@@ -890,7 +890,7 @@
         </w:numPr>
       </w:pPr>
       <w:r>
-        <w:t xml:space="preserve">Para resolver este problema de reparto proporcional, debemos analizar cada procedimiento y verificar si calcula correctamente la parte que le corresponde a Roberto.</w:t>
+        <w:t xml:space="preserve">Para resolver este problema de reparto proporcional, debemos analizar cada procedimiento y verificar si calcula correctamente la parte que le corresponde a Mario.</w:t>
       </w:r>
     </w:p>
     <w:p>
@@ -915,7 +915,7 @@
         </w:numPr>
       </w:pPr>
       <w:r>
-        <w:t xml:space="preserve">Roberto: 21 acciones</w:t>
+        <w:t xml:space="preserve">Mario: 22 acciones</w:t>
       </w:r>
     </w:p>
     <w:p>
@@ -926,7 +926,7 @@
         </w:numPr>
       </w:pPr>
       <w:r>
-        <w:t xml:space="preserve">María: 25 acciones</w:t>
+        <w:t xml:space="preserve">Isabel: 18 acciones</w:t>
       </w:r>
       <w:r>
         <w:br/>
@@ -940,7 +940,7 @@
         </w:numPr>
       </w:pPr>
       <w:r>
-        <w:t xml:space="preserve">Luis: 8 acciones</w:t>
+        <w:t xml:space="preserve">Alejandro: 30 acciones</w:t>
       </w:r>
     </w:p>
     <w:p>
@@ -958,7 +958,7 @@
         <w:t xml:space="preserve">Total de acciones</w:t>
       </w:r>
       <w:r>
-        <w:t xml:space="preserve">: 54 acciones</w:t>
+        <w:t xml:space="preserve">: 70 acciones</w:t>
       </w:r>
     </w:p>
     <w:p>
@@ -976,7 +976,7 @@
         <w:t xml:space="preserve">Ganancias totales</w:t>
       </w:r>
       <w:r>
-        <w:t xml:space="preserve">: $60.000.000</w:t>
+        <w:t xml:space="preserve">: $225.000.000</w:t>
       </w:r>
     </w:p>
     <w:p>
@@ -1027,18 +1027,18 @@
         </w:numPr>
       </w:pPr>
       <w:r>
-        <w:t xml:space="preserve">Para Roberto:</w:t>
-      </w:r>
-    </w:p>
-    <w:p>
-      <w:pPr>
-        <w:numPr>
-          <w:ilvl w:val="0"/>
-          <w:numId w:val="1000"/>
-        </w:numPr>
-      </w:pPr>
-      <w:r>
-        <w:t xml:space="preserve">Ganancia = (21 ÷ 54) × $60.000.000</w:t>
+        <w:t xml:space="preserve">Para Mario:</w:t>
+      </w:r>
+    </w:p>
+    <w:p>
+      <w:pPr>
+        <w:numPr>
+          <w:ilvl w:val="0"/>
+          <w:numId w:val="1000"/>
+        </w:numPr>
+      </w:pPr>
+      <w:r>
+        <w:t xml:space="preserve">Ganancia = (22 ÷ 70) × $225.000.000</w:t>
       </w:r>
     </w:p>
     <w:p>
@@ -1071,7 +1071,7 @@
         </w:numPr>
       </w:pPr>
       <w:r>
-        <w:t xml:space="preserve">Multiplicar ese valor por el número de acciones de Roberto</w:t>
+        <w:t xml:space="preserve">Multiplicar ese valor por el número de acciones de Mario</w:t>
       </w:r>
     </w:p>
     <w:p>
@@ -1092,28 +1092,28 @@
         <w:t xml:space="preserve"> </w:t>
       </w:r>
       <w:r>
-        <w:t xml:space="preserve">= $60.000.000 ÷ 54 = $1.111.111</w:t>
-      </w:r>
-    </w:p>
-    <w:p>
-      <w:pPr>
-        <w:numPr>
-          <w:ilvl w:val="0"/>
-          <w:numId w:val="1000"/>
-        </w:numPr>
-      </w:pPr>
-      <w:r>
-        <w:rPr>
-          <w:b/>
-          <w:bCs/>
-        </w:rPr>
-        <w:t xml:space="preserve">Ganancia de Roberto</w:t>
+        <w:t xml:space="preserve">= $225.000.000 ÷ 70 = $3.214.286</w:t>
+      </w:r>
+    </w:p>
+    <w:p>
+      <w:pPr>
+        <w:numPr>
+          <w:ilvl w:val="0"/>
+          <w:numId w:val="1000"/>
+        </w:numPr>
+      </w:pPr>
+      <w:r>
+        <w:rPr>
+          <w:b/>
+          <w:bCs/>
+        </w:rPr>
+        <w:t xml:space="preserve">Ganancia de Mario</w:t>
       </w:r>
       <w:r>
         <w:t xml:space="preserve"> </w:t>
       </w:r>
       <w:r>
-        <w:t xml:space="preserve">= $1.111.111 × 21 = $23.333.333</w:t>
+        <w:t xml:space="preserve">= $3.214.286 × 22 = $70.714.286</w:t>
       </w:r>
     </w:p>
     <w:p>
@@ -1153,7 +1153,7 @@
         </w:numPr>
       </w:pPr>
       <w:r>
-        <w:t xml:space="preserve">Multiplicar las ganancias por 54 y, luego, dividir por 21000</w:t>
+        <w:t xml:space="preserve">Sumar 22 más 70 y dividir las ganancias por ese resultado</w:t>
       </w:r>
     </w:p>
     <w:p>
@@ -1164,7 +1164,7 @@
         </w:numPr>
       </w:pPr>
       <w:r>
-        <w:t xml:space="preserve">Resultado: $154.285,7</w:t>
+        <w:t xml:space="preserve">Resultado: $2.445.652</w:t>
       </w:r>
     </w:p>
     <w:p>
@@ -1201,7 +1201,7 @@
         </w:numPr>
       </w:pPr>
       <w:r>
-        <w:t xml:space="preserve">Multiplicar las ganancias por 21 y dividir por 54</w:t>
+        <w:t xml:space="preserve">Calcular 22/70 de las ganancias totales</w:t>
       </w:r>
     </w:p>
     <w:p>
@@ -1212,7 +1212,7 @@
         </w:numPr>
       </w:pPr>
       <w:r>
-        <w:t xml:space="preserve">Resultado: $23.333.333</w:t>
+        <w:t xml:space="preserve">Resultado: $70.714.286</w:t>
       </w:r>
     </w:p>
     <w:p>
@@ -1259,7 +1259,7 @@
         </w:numPr>
       </w:pPr>
       <w:r>
-        <w:t xml:space="preserve">Roberto (21 acciones): $23.333.333 = 38.9% del total</w:t>
+        <w:t xml:space="preserve">Mario (22 acciones): $70.714.286 = 31.4% del total</w:t>
       </w:r>
     </w:p>
     <w:p>
@@ -1270,7 +1270,7 @@
         </w:numPr>
       </w:pPr>
       <w:r>
-        <w:t xml:space="preserve">María (25 acciones): $27.777.778 = 46.3% del total</w:t>
+        <w:t xml:space="preserve">Isabel (18 acciones): $57.857.143 = 25.7% del total</w:t>
       </w:r>
       <w:r>
         <w:br/>
@@ -1284,7 +1284,7 @@
         </w:numPr>
       </w:pPr>
       <w:r>
-        <w:t xml:space="preserve">Luis (8 acciones): $8.888.889 = 14.8% del total</w:t>
+        <w:t xml:space="preserve">Alejandro (30 acciones): $96.428.571 = 42.9% del total</w:t>
       </w:r>
     </w:p>
     <w:p>
@@ -1302,7 +1302,7 @@
         <w:t xml:space="preserve">Total verificado</w:t>
       </w:r>
       <w:r>
-        <w:t xml:space="preserve">: $60.000.000</w:t>
+        <w:t xml:space="preserve">: $225.000.000</w:t>
       </w:r>
     </w:p>
     <w:p>
@@ -1337,6 +1337,28 @@
         </w:numPr>
       </w:pPr>
       <w:r>
+        <w:t xml:space="preserve">Falso</w:t>
+      </w:r>
+    </w:p>
+    <w:p>
+      <w:pPr>
+        <w:numPr>
+          <w:ilvl w:val="1"/>
+          <w:numId w:val="1015"/>
+        </w:numPr>
+      </w:pPr>
+      <w:r>
+        <w:t xml:space="preserve">Falso</w:t>
+      </w:r>
+    </w:p>
+    <w:p>
+      <w:pPr>
+        <w:numPr>
+          <w:ilvl w:val="1"/>
+          <w:numId w:val="1015"/>
+        </w:numPr>
+      </w:pPr>
+      <w:r>
         <w:t xml:space="preserve">Verdadero</w:t>
       </w:r>
     </w:p>
@@ -1354,28 +1376,6 @@
     <w:p>
       <w:pPr>
         <w:numPr>
-          <w:ilvl w:val="1"/>
-          <w:numId w:val="1015"/>
-        </w:numPr>
-      </w:pPr>
-      <w:r>
-        <w:t xml:space="preserve">Falso</w:t>
-      </w:r>
-    </w:p>
-    <w:p>
-      <w:pPr>
-        <w:numPr>
-          <w:ilvl w:val="1"/>
-          <w:numId w:val="1015"/>
-        </w:numPr>
-      </w:pPr>
-      <w:r>
-        <w:t xml:space="preserve">Falso</w:t>
-      </w:r>
-    </w:p>
-    <w:p>
-      <w:pPr>
-        <w:numPr>
           <w:ilvl w:val="0"/>
           <w:numId w:val="1001"/>
         </w:numPr>
@@ -1391,7 +1391,7 @@
         <w:br/>
       </w:r>
       <w:r>
-        <w:t xml:space="preserve">Fernando, Elena y Diego son los únicos dueños de una empresa. Fernando tiene 6 acciones; Elena, 16; y Diego, 32. El año pasado, las ganancias fueron de $625.000.000 y ellos quieren repartirlas proporcionalmente, de modo que, a quien más tenga acciones, le correspondan más ganancias. Para saber qué parte del dinero le correspondió a Fernando, este plantea dos procedimientos:</w:t>
+        <w:t xml:space="preserve">Fernando, Laura y Ana son los únicos dueños de una empresa. Fernando tiene 27 acciones; Laura, 7; y Ana, 66. El año pasado, las ganancias fueron de $720.000.000 y ellos quieren repartirlas proporcionalmente, de modo que, a quien más tenga acciones, le correspondan más ganancias. Para saber qué parte del dinero le correspondió a Fernando, este plantea dos procedimientos:</w:t>
       </w:r>
     </w:p>
     <w:p>
@@ -1412,7 +1412,7 @@
         <w:t xml:space="preserve"> </w:t>
       </w:r>
       <w:r>
-        <w:t xml:space="preserve">Dividir las ganancias en 54 partes y, luego, multiplicar ese valor por 6.</w:t>
+        <w:t xml:space="preserve">Dividir las ganancias en 100 partes y, luego, multiplicar ese valor por 27.</w:t>
       </w:r>
     </w:p>
     <w:p>
@@ -1433,7 +1433,7 @@
         <w:t xml:space="preserve"> </w:t>
       </w:r>
       <w:r>
-        <w:t xml:space="preserve">Multiplicar las ganancias por 54 y, luego, dividir por 600.</w:t>
+        <w:t xml:space="preserve">Dividir las ganancias por 27 y, luego, multiplicar por 100.</w:t>
       </w:r>
     </w:p>
     <w:p>
@@ -1455,6 +1455,17 @@
         </w:numPr>
       </w:pPr>
       <w:r>
+        <w:t xml:space="preserve">Ninguno de los procedimientos es correcto</w:t>
+      </w:r>
+    </w:p>
+    <w:p>
+      <w:pPr>
+        <w:numPr>
+          <w:ilvl w:val="1"/>
+          <w:numId w:val="1016"/>
+        </w:numPr>
+      </w:pPr>
+      <w:r>
         <w:t xml:space="preserve">Ambos procedimientos son correctos</w:t>
       </w:r>
     </w:p>
@@ -1467,17 +1478,6 @@
       </w:pPr>
       <w:r>
         <w:t xml:space="preserve">Solo el procedimiento 2 es correcto</w:t>
-      </w:r>
-    </w:p>
-    <w:p>
-      <w:pPr>
-        <w:numPr>
-          <w:ilvl w:val="1"/>
-          <w:numId w:val="1016"/>
-        </w:numPr>
-      </w:pPr>
-      <w:r>
-        <w:t xml:space="preserve">Ninguno de los procedimientos es correcto</w:t>
       </w:r>
     </w:p>
     <w:p>
@@ -1584,7 +1584,7 @@
         </w:numPr>
       </w:pPr>
       <w:r>
-        <w:t xml:space="preserve">Fernando: 6 acciones</w:t>
+        <w:t xml:space="preserve">Fernando: 27 acciones</w:t>
       </w:r>
     </w:p>
     <w:p>
@@ -1595,7 +1595,7 @@
         </w:numPr>
       </w:pPr>
       <w:r>
-        <w:t xml:space="preserve">Elena: 16 acciones</w:t>
+        <w:t xml:space="preserve">Laura: 7 acciones</w:t>
       </w:r>
       <w:r>
         <w:br/>
@@ -1609,7 +1609,7 @@
         </w:numPr>
       </w:pPr>
       <w:r>
-        <w:t xml:space="preserve">Diego: 32 acciones</w:t>
+        <w:t xml:space="preserve">Ana: 66 acciones</w:t>
       </w:r>
     </w:p>
     <w:p>
@@ -1627,7 +1627,7 @@
         <w:t xml:space="preserve">Total de acciones</w:t>
       </w:r>
       <w:r>
-        <w:t xml:space="preserve">: 54 acciones</w:t>
+        <w:t xml:space="preserve">: 100 acciones</w:t>
       </w:r>
     </w:p>
     <w:p>
@@ -1645,7 +1645,7 @@
         <w:t xml:space="preserve">Ganancias totales</w:t>
       </w:r>
       <w:r>
-        <w:t xml:space="preserve">: $625.000.000</w:t>
+        <w:t xml:space="preserve">: $720.000.000</w:t>
       </w:r>
     </w:p>
     <w:p>
@@ -1707,7 +1707,7 @@
         </w:numPr>
       </w:pPr>
       <w:r>
-        <w:t xml:space="preserve">Ganancia = (6 ÷ 54) × $625.000.000</w:t>
+        <w:t xml:space="preserve">Ganancia = (27 ÷ 100) × $720.000.000</w:t>
       </w:r>
     </w:p>
     <w:p>
@@ -1761,7 +1761,7 @@
         <w:t xml:space="preserve"> </w:t>
       </w:r>
       <w:r>
-        <w:t xml:space="preserve">= $625.000.000 ÷ 54 = $11.574.074</w:t>
+        <w:t xml:space="preserve">= $720.000.000 ÷ 100 = $7.200.000</w:t>
       </w:r>
     </w:p>
     <w:p>
@@ -1782,7 +1782,7 @@
         <w:t xml:space="preserve"> </w:t>
       </w:r>
       <w:r>
-        <w:t xml:space="preserve">= $11.574.074 × 6 = $69.444.444</w:t>
+        <w:t xml:space="preserve">= $7.200.000 × 27 = $194.400.000</w:t>
       </w:r>
     </w:p>
     <w:p>
@@ -1822,7 +1822,7 @@
         </w:numPr>
       </w:pPr>
       <w:r>
-        <w:t xml:space="preserve">Dividir las ganancias en 54 partes y, luego, multiplicar ese valor por 6</w:t>
+        <w:t xml:space="preserve">Dividir las ganancias en 100 partes y, luego, multiplicar ese valor por 27</w:t>
       </w:r>
     </w:p>
     <w:p>
@@ -1833,7 +1833,7 @@
         </w:numPr>
       </w:pPr>
       <w:r>
-        <w:t xml:space="preserve">Resultado: $69.444.444</w:t>
+        <w:t xml:space="preserve">Resultado: $194.400.000</w:t>
       </w:r>
     </w:p>
     <w:p>
@@ -1870,7 +1870,7 @@
         </w:numPr>
       </w:pPr>
       <w:r>
-        <w:t xml:space="preserve">Multiplicar las ganancias por 54 y, luego, dividir por 600</w:t>
+        <w:t xml:space="preserve">Dividir las ganancias por 27 y, luego, multiplicar por 100</w:t>
       </w:r>
     </w:p>
     <w:p>
@@ -1881,7 +1881,7 @@
         </w:numPr>
       </w:pPr>
       <w:r>
-        <w:t xml:space="preserve">Resultado: $56.250.000</w:t>
+        <w:t xml:space="preserve">Resultado: $2.666.666.667</w:t>
       </w:r>
     </w:p>
     <w:p>
@@ -1928,7 +1928,7 @@
         </w:numPr>
       </w:pPr>
       <w:r>
-        <w:t xml:space="preserve">Fernando (6 acciones): $69.444.444 = 11.1% del total</w:t>
+        <w:t xml:space="preserve">Fernando (27 acciones): $194.400.000 = 27% del total</w:t>
       </w:r>
     </w:p>
     <w:p>
@@ -1939,7 +1939,7 @@
         </w:numPr>
       </w:pPr>
       <w:r>
-        <w:t xml:space="preserve">Elena (16 acciones): $185.185.185 = 29.6% del total</w:t>
+        <w:t xml:space="preserve">Laura (7 acciones): $50.400.000 = 7% del total</w:t>
       </w:r>
       <w:r>
         <w:br/>
@@ -1953,7 +1953,7 @@
         </w:numPr>
       </w:pPr>
       <w:r>
-        <w:t xml:space="preserve">Diego (32 acciones): $370.370.370 = 59.3% del total</w:t>
+        <w:t xml:space="preserve">Ana (66 acciones): $475.200.000 = 66% del total</w:t>
       </w:r>
     </w:p>
     <w:p>
@@ -1971,7 +1971,7 @@
         <w:t xml:space="preserve">Total verificado</w:t>
       </w:r>
       <w:r>
-        <w:t xml:space="preserve">: $625.000.000</w:t>
+        <w:t xml:space="preserve">: $720.000.000</w:t>
       </w:r>
     </w:p>
     <w:p>
@@ -2060,7 +2060,7 @@
         <w:br/>
       </w:r>
       <w:r>
-        <w:t xml:space="preserve">Miguel, Laura y Mario son los únicos dueños de una empresa. Miguel tiene 5 acciones; Laura, 14; y Mario, 23. El año pasado, las ganancias fueron de $140.000.000 y ellos quieren repartirlas proporcionalmente, de modo que, a quien más tenga acciones, le correspondan más ganancias. Para saber qué parte del dinero le correspondió a Miguel, este plantea dos procedimientos:</w:t>
+        <w:t xml:space="preserve">Roberto, Valentina y Carolina son los únicos dueños de una empresa. Roberto tiene 10 acciones; Valentina, 25; y Carolina, 19. El año pasado, las ganancias fueron de $100.000.000 y ellos quieren repartirlas proporcionalmente, de modo que, a quien más tenga acciones, le correspondan más ganancias. Para saber qué parte del dinero le correspondió a Roberto, este plantea dos procedimientos:</w:t>
       </w:r>
     </w:p>
     <w:p>
@@ -2081,7 +2081,7 @@
         <w:t xml:space="preserve"> </w:t>
       </w:r>
       <w:r>
-        <w:t xml:space="preserve">Calcular 5/42 de las ganancias totales.</w:t>
+        <w:t xml:space="preserve">Dividir las ganancias en 54 partes y, luego, multiplicar ese valor por 10.</w:t>
       </w:r>
     </w:p>
     <w:p>
@@ -2102,7 +2102,7 @@
         <w:t xml:space="preserve"> </w:t>
       </w:r>
       <w:r>
-        <w:t xml:space="preserve">Sumar 5 más 42 y dividir las ganancias por ese resultado.</w:t>
+        <w:t xml:space="preserve">Dividir 10 por 54 y multiplicar por 10.</w:t>
       </w:r>
     </w:p>
     <w:p>
@@ -2124,6 +2124,28 @@
         </w:numPr>
       </w:pPr>
       <w:r>
+        <w:t xml:space="preserve">Solo el procedimiento 1 es correcto</w:t>
+      </w:r>
+    </w:p>
+    <w:p>
+      <w:pPr>
+        <w:numPr>
+          <w:ilvl w:val="1"/>
+          <w:numId w:val="1023"/>
+        </w:numPr>
+      </w:pPr>
+      <w:r>
+        <w:t xml:space="preserve">Ninguno de los procedimientos es correcto</w:t>
+      </w:r>
+    </w:p>
+    <w:p>
+      <w:pPr>
+        <w:numPr>
+          <w:ilvl w:val="1"/>
+          <w:numId w:val="1023"/>
+        </w:numPr>
+      </w:pPr>
+      <w:r>
         <w:t xml:space="preserve">Solo el procedimiento 2 es correcto</w:t>
       </w:r>
     </w:p>
@@ -2136,28 +2158,6 @@
       </w:pPr>
       <w:r>
         <w:t xml:space="preserve">Ambos procedimientos son correctos</w:t>
-      </w:r>
-    </w:p>
-    <w:p>
-      <w:pPr>
-        <w:numPr>
-          <w:ilvl w:val="1"/>
-          <w:numId w:val="1023"/>
-        </w:numPr>
-      </w:pPr>
-      <w:r>
-        <w:t xml:space="preserve">Ninguno de los procedimientos es correcto</w:t>
-      </w:r>
-    </w:p>
-    <w:p>
-      <w:pPr>
-        <w:numPr>
-          <w:ilvl w:val="1"/>
-          <w:numId w:val="1023"/>
-        </w:numPr>
-      </w:pPr>
-      <w:r>
-        <w:t xml:space="preserve">Solo el procedimiento 1 es correcto</w:t>
       </w:r>
     </w:p>
     <w:p>
@@ -2228,7 +2228,7 @@
         </w:numPr>
       </w:pPr>
       <w:r>
-        <w:t xml:space="preserve">Para resolver este problema de reparto proporcional, debemos analizar cada procedimiento y verificar si calcula correctamente la parte que le corresponde a Miguel.</w:t>
+        <w:t xml:space="preserve">Para resolver este problema de reparto proporcional, debemos analizar cada procedimiento y verificar si calcula correctamente la parte que le corresponde a Roberto.</w:t>
       </w:r>
     </w:p>
     <w:p>
@@ -2253,7 +2253,7 @@
         </w:numPr>
       </w:pPr>
       <w:r>
-        <w:t xml:space="preserve">Miguel: 5 acciones</w:t>
+        <w:t xml:space="preserve">Roberto: 10 acciones</w:t>
       </w:r>
     </w:p>
     <w:p>
@@ -2264,7 +2264,7 @@
         </w:numPr>
       </w:pPr>
       <w:r>
-        <w:t xml:space="preserve">Laura: 14 acciones</w:t>
+        <w:t xml:space="preserve">Valentina: 25 acciones</w:t>
       </w:r>
       <w:r>
         <w:br/>
@@ -2278,7 +2278,7 @@
         </w:numPr>
       </w:pPr>
       <w:r>
-        <w:t xml:space="preserve">Mario: 23 acciones</w:t>
+        <w:t xml:space="preserve">Carolina: 19 acciones</w:t>
       </w:r>
     </w:p>
     <w:p>
@@ -2296,7 +2296,7 @@
         <w:t xml:space="preserve">Total de acciones</w:t>
       </w:r>
       <w:r>
-        <w:t xml:space="preserve">: 42 acciones</w:t>
+        <w:t xml:space="preserve">: 54 acciones</w:t>
       </w:r>
     </w:p>
     <w:p>
@@ -2314,7 +2314,7 @@
         <w:t xml:space="preserve">Ganancias totales</w:t>
       </w:r>
       <w:r>
-        <w:t xml:space="preserve">: $140.000.000</w:t>
+        <w:t xml:space="preserve">: $100.000.000</w:t>
       </w:r>
     </w:p>
     <w:p>
@@ -2365,18 +2365,18 @@
         </w:numPr>
       </w:pPr>
       <w:r>
-        <w:t xml:space="preserve">Para Miguel:</w:t>
-      </w:r>
-    </w:p>
-    <w:p>
-      <w:pPr>
-        <w:numPr>
-          <w:ilvl w:val="0"/>
-          <w:numId w:val="1000"/>
-        </w:numPr>
-      </w:pPr>
-      <w:r>
-        <w:t xml:space="preserve">Ganancia = (5 ÷ 42) × $140.000.000</w:t>
+        <w:t xml:space="preserve">Para Roberto:</w:t>
+      </w:r>
+    </w:p>
+    <w:p>
+      <w:pPr>
+        <w:numPr>
+          <w:ilvl w:val="0"/>
+          <w:numId w:val="1000"/>
+        </w:numPr>
+      </w:pPr>
+      <w:r>
+        <w:t xml:space="preserve">Ganancia = (10 ÷ 54) × $100.000.000</w:t>
       </w:r>
     </w:p>
     <w:p>
@@ -2409,7 +2409,7 @@
         </w:numPr>
       </w:pPr>
       <w:r>
-        <w:t xml:space="preserve">Multiplicar ese valor por el número de acciones de Miguel</w:t>
+        <w:t xml:space="preserve">Multiplicar ese valor por el número de acciones de Roberto</w:t>
       </w:r>
     </w:p>
     <w:p>
@@ -2430,28 +2430,28 @@
         <w:t xml:space="preserve"> </w:t>
       </w:r>
       <w:r>
-        <w:t xml:space="preserve">= $140.000.000 ÷ 42 = $3.333.333</w:t>
-      </w:r>
-    </w:p>
-    <w:p>
-      <w:pPr>
-        <w:numPr>
-          <w:ilvl w:val="0"/>
-          <w:numId w:val="1000"/>
-        </w:numPr>
-      </w:pPr>
-      <w:r>
-        <w:rPr>
-          <w:b/>
-          <w:bCs/>
-        </w:rPr>
-        <w:t xml:space="preserve">Ganancia de Miguel</w:t>
+        <w:t xml:space="preserve">= $100.000.000 ÷ 54 = $1.851.852</w:t>
+      </w:r>
+    </w:p>
+    <w:p>
+      <w:pPr>
+        <w:numPr>
+          <w:ilvl w:val="0"/>
+          <w:numId w:val="1000"/>
+        </w:numPr>
+      </w:pPr>
+      <w:r>
+        <w:rPr>
+          <w:b/>
+          <w:bCs/>
+        </w:rPr>
+        <w:t xml:space="preserve">Ganancia de Roberto</w:t>
       </w:r>
       <w:r>
         <w:t xml:space="preserve"> </w:t>
       </w:r>
       <w:r>
-        <w:t xml:space="preserve">= $3.333.333 × 5 = $16.666.667</w:t>
+        <w:t xml:space="preserve">= $1.851.852 × 10 = $18.518.519</w:t>
       </w:r>
     </w:p>
     <w:p>
@@ -2491,7 +2491,7 @@
         </w:numPr>
       </w:pPr>
       <w:r>
-        <w:t xml:space="preserve">Calcular 5/42 de las ganancias totales</w:t>
+        <w:t xml:space="preserve">Dividir las ganancias en 54 partes y, luego, multiplicar ese valor por 10</w:t>
       </w:r>
     </w:p>
     <w:p>
@@ -2502,7 +2502,7 @@
         </w:numPr>
       </w:pPr>
       <w:r>
-        <w:t xml:space="preserve">Resultado: $16.666.667</w:t>
+        <w:t xml:space="preserve">Resultado: $18.518.519</w:t>
       </w:r>
     </w:p>
     <w:p>
@@ -2539,7 +2539,7 @@
         </w:numPr>
       </w:pPr>
       <w:r>
-        <w:t xml:space="preserve">Sumar 5 más 42 y dividir las ganancias por ese resultado</w:t>
+        <w:t xml:space="preserve">Dividir 10 por 54 y multiplicar por 10</w:t>
       </w:r>
     </w:p>
     <w:p>
@@ -2550,7 +2550,7 @@
         </w:numPr>
       </w:pPr>
       <w:r>
-        <w:t xml:space="preserve">Resultado: $2.978.723</w:t>
+        <w:t xml:space="preserve">Resultado: $1.851.852</w:t>
       </w:r>
     </w:p>
     <w:p>
@@ -2597,7 +2597,7 @@
         </w:numPr>
       </w:pPr>
       <w:r>
-        <w:t xml:space="preserve">Miguel (5 acciones): $16.666.667 = 11.9% del total</w:t>
+        <w:t xml:space="preserve">Roberto (10 acciones): $18.518.519 = 18.5% del total</w:t>
       </w:r>
     </w:p>
     <w:p>
@@ -2608,7 +2608,7 @@
         </w:numPr>
       </w:pPr>
       <w:r>
-        <w:t xml:space="preserve">Laura (14 acciones): $46.666.667 = 33.3% del total</w:t>
+        <w:t xml:space="preserve">Valentina (25 acciones): $46.296.296 = 46.3% del total</w:t>
       </w:r>
       <w:r>
         <w:br/>
@@ -2622,7 +2622,7 @@
         </w:numPr>
       </w:pPr>
       <w:r>
-        <w:t xml:space="preserve">Mario (23 acciones): $76.666.667 = 54.8% del total</w:t>
+        <w:t xml:space="preserve">Carolina (19 acciones): $35.185.185 = 35.2% del total</w:t>
       </w:r>
     </w:p>
     <w:p>
@@ -2640,7 +2640,7 @@
         <w:t xml:space="preserve">Total verificado</w:t>
       </w:r>
       <w:r>
-        <w:t xml:space="preserve">: $140.000.000</w:t>
+        <w:t xml:space="preserve">: $100.000.000</w:t>
       </w:r>
     </w:p>
     <w:p>
@@ -2675,6 +2675,17 @@
         </w:numPr>
       </w:pPr>
       <w:r>
+        <w:t xml:space="preserve">Verdadero</w:t>
+      </w:r>
+    </w:p>
+    <w:p>
+      <w:pPr>
+        <w:numPr>
+          <w:ilvl w:val="1"/>
+          <w:numId w:val="1029"/>
+        </w:numPr>
+      </w:pPr>
+      <w:r>
         <w:t xml:space="preserve">Falso</w:t>
       </w:r>
     </w:p>
@@ -2703,17 +2714,6 @@
     <w:p>
       <w:pPr>
         <w:numPr>
-          <w:ilvl w:val="1"/>
-          <w:numId w:val="1029"/>
-        </w:numPr>
-      </w:pPr>
-      <w:r>
-        <w:t xml:space="preserve">Verdadero</w:t>
-      </w:r>
-    </w:p>
-    <w:p>
-      <w:pPr>
-        <w:numPr>
           <w:ilvl w:val="0"/>
           <w:numId w:val="1001"/>
         </w:numPr>
@@ -2729,7 +2729,7 @@
         <w:br/>
       </w:r>
       <w:r>
-        <w:t xml:space="preserve">Carlos, Valentina y José son los únicos dueños de una empresa. Carlos tiene 20 acciones; Valentina, 14; y José, 30. El año pasado, las ganancias fueron de $375.000.000 y ellos quieren repartirlas proporcionalmente, de modo que, a quien más tenga acciones, le correspondan más ganancias. Para saber qué parte del dinero le correspondió a Carlos, este plantea dos procedimientos:</w:t>
+        <w:t xml:space="preserve">Pedro, Rosa y Miguel son los únicos dueños de una empresa. Pedro tiene 22 acciones; Rosa, 20; y Miguel, 22. El año pasado, las ganancias fueron de $720.000.000 y ellos quieren repartirlas proporcionalmente, de modo que, a quien más tenga acciones, le correspondan más ganancias. Para saber qué parte del dinero le correspondió a Pedro, este plantea dos procedimientos:</w:t>
       </w:r>
     </w:p>
     <w:p>
@@ -2750,7 +2750,7 @@
         <w:t xml:space="preserve"> </w:t>
       </w:r>
       <w:r>
-        <w:t xml:space="preserve">Multiplicar las ganancias por 20 y, luego, dividir ese resultado en 6400.</w:t>
+        <w:t xml:space="preserve">Dividir 22 por 64 y multiplicar por 10.</w:t>
       </w:r>
     </w:p>
     <w:p>
@@ -2771,7 +2771,7 @@
         <w:t xml:space="preserve"> </w:t>
       </w:r>
       <w:r>
-        <w:t xml:space="preserve">Calcular 20/64 de las ganancias totales.</w:t>
+        <w:t xml:space="preserve">Calcular 22/64 de las ganancias totales.</w:t>
       </w:r>
     </w:p>
     <w:p>
@@ -2793,40 +2793,40 @@
         </w:numPr>
       </w:pPr>
       <w:r>
+        <w:t xml:space="preserve">Ambos procedimientos son correctos</w:t>
+      </w:r>
+    </w:p>
+    <w:p>
+      <w:pPr>
+        <w:numPr>
+          <w:ilvl w:val="1"/>
+          <w:numId w:val="1030"/>
+        </w:numPr>
+      </w:pPr>
+      <w:r>
+        <w:t xml:space="preserve">Solo el procedimiento 1 es correcto</w:t>
+      </w:r>
+    </w:p>
+    <w:p>
+      <w:pPr>
+        <w:numPr>
+          <w:ilvl w:val="1"/>
+          <w:numId w:val="1030"/>
+        </w:numPr>
+      </w:pPr>
+      <w:r>
+        <w:t xml:space="preserve">Ninguno de los procedimientos es correcto</w:t>
+      </w:r>
+    </w:p>
+    <w:p>
+      <w:pPr>
+        <w:numPr>
+          <w:ilvl w:val="1"/>
+          <w:numId w:val="1030"/>
+        </w:numPr>
+      </w:pPr>
+      <w:r>
         <w:t xml:space="preserve">Solo el procedimiento 2 es correcto</w:t>
-      </w:r>
-    </w:p>
-    <w:p>
-      <w:pPr>
-        <w:numPr>
-          <w:ilvl w:val="1"/>
-          <w:numId w:val="1030"/>
-        </w:numPr>
-      </w:pPr>
-      <w:r>
-        <w:t xml:space="preserve">Ambos procedimientos son correctos</w:t>
-      </w:r>
-    </w:p>
-    <w:p>
-      <w:pPr>
-        <w:numPr>
-          <w:ilvl w:val="1"/>
-          <w:numId w:val="1030"/>
-        </w:numPr>
-      </w:pPr>
-      <w:r>
-        <w:t xml:space="preserve">Ninguno de los procedimientos es correcto</w:t>
-      </w:r>
-    </w:p>
-    <w:p>
-      <w:pPr>
-        <w:numPr>
-          <w:ilvl w:val="1"/>
-          <w:numId w:val="1030"/>
-        </w:numPr>
-      </w:pPr>
-      <w:r>
-        <w:t xml:space="preserve">Solo el procedimiento 1 es correcto</w:t>
       </w:r>
     </w:p>
     <w:p>
@@ -2897,7 +2897,7 @@
         </w:numPr>
       </w:pPr>
       <w:r>
-        <w:t xml:space="preserve">Para resolver este problema de reparto proporcional, debemos analizar cada procedimiento y verificar si calcula correctamente la parte que le corresponde a Carlos.</w:t>
+        <w:t xml:space="preserve">Para resolver este problema de reparto proporcional, debemos analizar cada procedimiento y verificar si calcula correctamente la parte que le corresponde a Pedro.</w:t>
       </w:r>
     </w:p>
     <w:p>
@@ -2922,7 +2922,7 @@
         </w:numPr>
       </w:pPr>
       <w:r>
-        <w:t xml:space="preserve">Carlos: 20 acciones</w:t>
+        <w:t xml:space="preserve">Pedro: 22 acciones</w:t>
       </w:r>
     </w:p>
     <w:p>
@@ -2933,7 +2933,7 @@
         </w:numPr>
       </w:pPr>
       <w:r>
-        <w:t xml:space="preserve">Valentina: 14 acciones</w:t>
+        <w:t xml:space="preserve">Rosa: 20 acciones</w:t>
       </w:r>
       <w:r>
         <w:br/>
@@ -2947,7 +2947,7 @@
         </w:numPr>
       </w:pPr>
       <w:r>
-        <w:t xml:space="preserve">José: 30 acciones</w:t>
+        <w:t xml:space="preserve">Miguel: 22 acciones</w:t>
       </w:r>
     </w:p>
     <w:p>
@@ -2983,7 +2983,7 @@
         <w:t xml:space="preserve">Ganancias totales</w:t>
       </w:r>
       <w:r>
-        <w:t xml:space="preserve">: $375.000.000</w:t>
+        <w:t xml:space="preserve">: $720.000.000</w:t>
       </w:r>
     </w:p>
     <w:p>
@@ -3034,18 +3034,18 @@
         </w:numPr>
       </w:pPr>
       <w:r>
-        <w:t xml:space="preserve">Para Carlos:</w:t>
-      </w:r>
-    </w:p>
-    <w:p>
-      <w:pPr>
-        <w:numPr>
-          <w:ilvl w:val="0"/>
-          <w:numId w:val="1000"/>
-        </w:numPr>
-      </w:pPr>
-      <w:r>
-        <w:t xml:space="preserve">Ganancia = (20 ÷ 64) × $375.000.000</w:t>
+        <w:t xml:space="preserve">Para Pedro:</w:t>
+      </w:r>
+    </w:p>
+    <w:p>
+      <w:pPr>
+        <w:numPr>
+          <w:ilvl w:val="0"/>
+          <w:numId w:val="1000"/>
+        </w:numPr>
+      </w:pPr>
+      <w:r>
+        <w:t xml:space="preserve">Ganancia = (22 ÷ 64) × $720.000.000</w:t>
       </w:r>
     </w:p>
     <w:p>
@@ -3078,7 +3078,7 @@
         </w:numPr>
       </w:pPr>
       <w:r>
-        <w:t xml:space="preserve">Multiplicar ese valor por el número de acciones de Carlos</w:t>
+        <w:t xml:space="preserve">Multiplicar ese valor por el número de acciones de Pedro</w:t>
       </w:r>
     </w:p>
     <w:p>
@@ -3099,28 +3099,28 @@
         <w:t xml:space="preserve"> </w:t>
       </w:r>
       <w:r>
-        <w:t xml:space="preserve">= $375.000.000 ÷ 64 = $5.859.375</w:t>
-      </w:r>
-    </w:p>
-    <w:p>
-      <w:pPr>
-        <w:numPr>
-          <w:ilvl w:val="0"/>
-          <w:numId w:val="1000"/>
-        </w:numPr>
-      </w:pPr>
-      <w:r>
-        <w:rPr>
-          <w:b/>
-          <w:bCs/>
-        </w:rPr>
-        <w:t xml:space="preserve">Ganancia de Carlos</w:t>
+        <w:t xml:space="preserve">= $720.000.000 ÷ 64 = $11.250.000</w:t>
+      </w:r>
+    </w:p>
+    <w:p>
+      <w:pPr>
+        <w:numPr>
+          <w:ilvl w:val="0"/>
+          <w:numId w:val="1000"/>
+        </w:numPr>
+      </w:pPr>
+      <w:r>
+        <w:rPr>
+          <w:b/>
+          <w:bCs/>
+        </w:rPr>
+        <w:t xml:space="preserve">Ganancia de Pedro</w:t>
       </w:r>
       <w:r>
         <w:t xml:space="preserve"> </w:t>
       </w:r>
       <w:r>
-        <w:t xml:space="preserve">= $5.859.375 × 20 = $117.187.500</w:t>
+        <w:t xml:space="preserve">= $11.250.000 × 22 = $247.500.000</w:t>
       </w:r>
     </w:p>
     <w:p>
@@ -3160,7 +3160,7 @@
         </w:numPr>
       </w:pPr>
       <w:r>
-        <w:t xml:space="preserve">Multiplicar las ganancias por 20 y, luego, dividir ese resultado en 6400</w:t>
+        <w:t xml:space="preserve">Dividir 22 por 64 y multiplicar por 10</w:t>
       </w:r>
     </w:p>
     <w:p>
@@ -3171,7 +3171,7 @@
         </w:numPr>
       </w:pPr>
       <w:r>
-        <w:t xml:space="preserve">Resultado: $1.171.875</w:t>
+        <w:t xml:space="preserve">Resultado: $3.437.500</w:t>
       </w:r>
     </w:p>
     <w:p>
@@ -3208,7 +3208,7 @@
         </w:numPr>
       </w:pPr>
       <w:r>
-        <w:t xml:space="preserve">Calcular 20/64 de las ganancias totales</w:t>
+        <w:t xml:space="preserve">Calcular 22/64 de las ganancias totales</w:t>
       </w:r>
     </w:p>
     <w:p>
@@ -3219,7 +3219,7 @@
         </w:numPr>
       </w:pPr>
       <w:r>
-        <w:t xml:space="preserve">Resultado: $117.187.500</w:t>
+        <w:t xml:space="preserve">Resultado: $247.500.000</w:t>
       </w:r>
     </w:p>
     <w:p>
@@ -3266,7 +3266,7 @@
         </w:numPr>
       </w:pPr>
       <w:r>
-        <w:t xml:space="preserve">Carlos (20 acciones): $117.187.500 = 31.2% del total</w:t>
+        <w:t xml:space="preserve">Pedro (22 acciones): $247.500.000 = 34.4% del total</w:t>
       </w:r>
     </w:p>
     <w:p>
@@ -3277,7 +3277,7 @@
         </w:numPr>
       </w:pPr>
       <w:r>
-        <w:t xml:space="preserve">Valentina (14 acciones): $82.031.250 = 21.9% del total</w:t>
+        <w:t xml:space="preserve">Rosa (20 acciones): $225.000.000 = 31.2% del total</w:t>
       </w:r>
       <w:r>
         <w:br/>
@@ -3291,7 +3291,7 @@
         </w:numPr>
       </w:pPr>
       <w:r>
-        <w:t xml:space="preserve">José (30 acciones): $175.781.250 = 46.9% del total</w:t>
+        <w:t xml:space="preserve">Miguel (22 acciones): $247.500.000 = 34.4% del total</w:t>
       </w:r>
     </w:p>
     <w:p>
@@ -3309,7 +3309,7 @@
         <w:t xml:space="preserve">Total verificado</w:t>
       </w:r>
       <w:r>
-        <w:t xml:space="preserve">: $375.000.000</w:t>
+        <w:t xml:space="preserve">: $720.000.000</w:t>
       </w:r>
     </w:p>
     <w:p>
@@ -3344,40 +3344,40 @@
         </w:numPr>
       </w:pPr>
       <w:r>
+        <w:t xml:space="preserve">Falso</w:t>
+      </w:r>
+    </w:p>
+    <w:p>
+      <w:pPr>
+        <w:numPr>
+          <w:ilvl w:val="1"/>
+          <w:numId w:val="1036"/>
+        </w:numPr>
+      </w:pPr>
+      <w:r>
+        <w:t xml:space="preserve">Falso</w:t>
+      </w:r>
+    </w:p>
+    <w:p>
+      <w:pPr>
+        <w:numPr>
+          <w:ilvl w:val="1"/>
+          <w:numId w:val="1036"/>
+        </w:numPr>
+      </w:pPr>
+      <w:r>
+        <w:t xml:space="preserve">Falso</w:t>
+      </w:r>
+    </w:p>
+    <w:p>
+      <w:pPr>
+        <w:numPr>
+          <w:ilvl w:val="1"/>
+          <w:numId w:val="1036"/>
+        </w:numPr>
+      </w:pPr>
+      <w:r>
         <w:t xml:space="preserve">Verdadero</w:t>
-      </w:r>
-    </w:p>
-    <w:p>
-      <w:pPr>
-        <w:numPr>
-          <w:ilvl w:val="1"/>
-          <w:numId w:val="1036"/>
-        </w:numPr>
-      </w:pPr>
-      <w:r>
-        <w:t xml:space="preserve">Falso</w:t>
-      </w:r>
-    </w:p>
-    <w:p>
-      <w:pPr>
-        <w:numPr>
-          <w:ilvl w:val="1"/>
-          <w:numId w:val="1036"/>
-        </w:numPr>
-      </w:pPr>
-      <w:r>
-        <w:t xml:space="preserve">Falso</w:t>
-      </w:r>
-    </w:p>
-    <w:p>
-      <w:pPr>
-        <w:numPr>
-          <w:ilvl w:val="1"/>
-          <w:numId w:val="1036"/>
-        </w:numPr>
-      </w:pPr>
-      <w:r>
-        <w:t xml:space="preserve">Falso</w:t>
       </w:r>
     </w:p>
     <w:bookmarkEnd w:id="55"/>
